--- a/internal_doc/03.开发设计/mysql/Story_mysql连接器支持索引以及条件下压.docx
+++ b/internal_doc/03.开发设计/mysql/Story_mysql连接器支持索引以及条件下压.docx
@@ -237,7 +237,6 @@
     <w:p>
       <w:pPr>
         <w:rPr>
-          <w:rFonts w:hint="eastAsia"/>
           <w:color w:val="000000" w:themeColor="text1"/>
         </w:rPr>
       </w:pPr>
@@ -287,7 +286,6 @@
     <w:p>
       <w:pPr>
         <w:rPr>
-          <w:rFonts w:hint="eastAsia"/>
           <w:color w:val="000000" w:themeColor="text1"/>
         </w:rPr>
       </w:pPr>
@@ -316,7 +314,6 @@
     <w:p>
       <w:pPr>
         <w:rPr>
-          <w:rFonts w:hint="eastAsia"/>
           <w:color w:val="000000" w:themeColor="text1"/>
         </w:rPr>
       </w:pPr>
@@ -345,7 +342,6 @@
     <w:p>
       <w:pPr>
         <w:rPr>
-          <w:rFonts w:hint="eastAsia"/>
           <w:color w:val="000000" w:themeColor="text1"/>
         </w:rPr>
       </w:pPr>
@@ -374,7 +370,6 @@
     <w:p>
       <w:pPr>
         <w:rPr>
-          <w:rFonts w:hint="eastAsia"/>
           <w:color w:val="000000" w:themeColor="text1"/>
         </w:rPr>
       </w:pPr>
@@ -438,11 +433,6 @@
       </w:r>
     </w:p>
     <w:p>
-      <w:pPr>
-        <w:rPr>
-          <w:rFonts w:hint="eastAsia"/>
-        </w:rPr>
-      </w:pPr>
       <w:r>
         <w:rPr>
           <w:rFonts w:hint="eastAsia"/>
@@ -467,19 +457,8 @@
         <w:t>create index idx_ab on cl(a,b);</w:t>
       </w:r>
     </w:p>
-    <w:p>
-      <w:pPr>
-        <w:rPr>
-          <w:rFonts w:hint="eastAsia"/>
-        </w:rPr>
-      </w:pPr>
-    </w:p>
-    <w:p>
-      <w:pPr>
-        <w:rPr>
-          <w:rFonts w:hint="eastAsia"/>
-        </w:rPr>
-      </w:pPr>
+    <w:p/>
+    <w:p>
       <w:r>
         <w:rPr>
           <w:rFonts w:hint="eastAsia"/>
@@ -494,11 +473,6 @@
       </w:r>
     </w:p>
     <w:p>
-      <w:pPr>
-        <w:rPr>
-          <w:rFonts w:hint="eastAsia"/>
-        </w:rPr>
-      </w:pPr>
       <w:r>
         <w:t xml:space="preserve">mysql&gt; </w:t>
       </w:r>
@@ -511,11 +485,6 @@
     </w:p>
     <w:p/>
     <w:p>
-      <w:pPr>
-        <w:rPr>
-          <w:rFonts w:hint="eastAsia"/>
-        </w:rPr>
-      </w:pPr>
       <w:r>
         <w:rPr>
           <w:rFonts w:hint="eastAsia"/>
@@ -530,11 +499,6 @@
       </w:r>
     </w:p>
     <w:p>
-      <w:pPr>
-        <w:rPr>
-          <w:rFonts w:hint="eastAsia"/>
-        </w:rPr>
-      </w:pPr>
       <w:r>
         <w:rPr>
           <w:rFonts w:hint="eastAsia"/>
@@ -624,11 +588,6 @@
       </w:r>
     </w:p>
     <w:p>
-      <w:pPr>
-        <w:rPr>
-          <w:rFonts w:hint="eastAsia"/>
-        </w:rPr>
-      </w:pPr>
       <w:r>
         <w:rPr>
           <w:rFonts w:hint="eastAsia"/>
@@ -661,11 +620,6 @@
       </w:r>
     </w:p>
     <w:p>
-      <w:pPr>
-        <w:rPr>
-          <w:rFonts w:hint="eastAsia"/>
-        </w:rPr>
-      </w:pPr>
       <w:r>
         <w:rPr>
           <w:rFonts w:hint="eastAsia"/>
@@ -704,11 +658,6 @@
       </w:r>
     </w:p>
     <w:p>
-      <w:pPr>
-        <w:rPr>
-          <w:rFonts w:hint="eastAsia"/>
-        </w:rPr>
-      </w:pPr>
       <w:r>
         <w:rPr>
           <w:rFonts w:hint="eastAsia"/>
@@ -826,9 +775,6 @@
     <w:p>
       <w:pPr>
         <w:pStyle w:val="Heading3"/>
-        <w:rPr>
-          <w:rFonts w:hint="eastAsia"/>
-        </w:rPr>
       </w:pPr>
       <w:r>
         <w:rPr>
@@ -1339,9 +1285,6 @@
     <w:p>
       <w:pPr>
         <w:pStyle w:val="Heading4"/>
-        <w:rPr>
-          <w:rFonts w:hint="eastAsia"/>
-        </w:rPr>
       </w:pPr>
       <w:r>
         <w:rPr>
@@ -1351,11 +1294,6 @@
       </w:r>
     </w:p>
     <w:p>
-      <w:pPr>
-        <w:rPr>
-          <w:rFonts w:hint="eastAsia"/>
-        </w:rPr>
-      </w:pPr>
       <w:r>
         <w:rPr>
           <w:rFonts w:hint="eastAsia"/>
@@ -1364,11 +1302,6 @@
       </w:r>
     </w:p>
     <w:p>
-      <w:pPr>
-        <w:rPr>
-          <w:rFonts w:hint="eastAsia"/>
-        </w:rPr>
-      </w:pPr>
       <w:r>
         <w:rPr>
           <w:rFonts w:hint="eastAsia"/>
@@ -1383,11 +1316,6 @@
       </w:r>
     </w:p>
     <w:p>
-      <w:pPr>
-        <w:rPr>
-          <w:rFonts w:hint="eastAsia"/>
-        </w:rPr>
-      </w:pPr>
       <w:r>
         <w:rPr>
           <w:rFonts w:hint="eastAsia"/>
@@ -1414,11 +1342,6 @@
       </w:r>
     </w:p>
     <w:p>
-      <w:pPr>
-        <w:rPr>
-          <w:rFonts w:hint="eastAsia"/>
-        </w:rPr>
-      </w:pPr>
       <w:r>
         <w:rPr>
           <w:rFonts w:hint="eastAsia"/>
@@ -1445,11 +1368,6 @@
       </w:r>
     </w:p>
     <w:p>
-      <w:pPr>
-        <w:rPr>
-          <w:rFonts w:hint="eastAsia"/>
-        </w:rPr>
-      </w:pPr>
       <w:r>
         <w:rPr>
           <w:rFonts w:hint="eastAsia"/>
@@ -1478,9 +1396,6 @@
     <w:p>
       <w:pPr>
         <w:pStyle w:val="Heading4"/>
-        <w:rPr>
-          <w:rFonts w:hint="eastAsia"/>
-        </w:rPr>
       </w:pPr>
       <w:r>
         <w:rPr>
@@ -1490,11 +1405,6 @@
       </w:r>
     </w:p>
     <w:p>
-      <w:pPr>
-        <w:rPr>
-          <w:rFonts w:hint="eastAsia"/>
-        </w:rPr>
-      </w:pPr>
       <w:r>
         <w:rPr>
           <w:rFonts w:hint="eastAsia"/>
@@ -1503,11 +1413,6 @@
       </w:r>
     </w:p>
     <w:p>
-      <w:pPr>
-        <w:rPr>
-          <w:rFonts w:hint="eastAsia"/>
-        </w:rPr>
-      </w:pPr>
       <w:r>
         <w:rPr>
           <w:rFonts w:hint="eastAsia"/>
@@ -1522,11 +1427,6 @@
       </w:r>
     </w:p>
     <w:p>
-      <w:pPr>
-        <w:rPr>
-          <w:rFonts w:hint="eastAsia"/>
-        </w:rPr>
-      </w:pPr>
       <w:r>
         <w:rPr>
           <w:rFonts w:hint="eastAsia"/>
@@ -1553,11 +1453,6 @@
       </w:r>
     </w:p>
     <w:p>
-      <w:pPr>
-        <w:rPr>
-          <w:rFonts w:hint="eastAsia"/>
-        </w:rPr>
-      </w:pPr>
       <w:r>
         <w:rPr>
           <w:rFonts w:hint="eastAsia"/>
@@ -1586,10 +1481,8 @@
     <w:p>
       <w:pPr>
         <w:pStyle w:val="Heading4"/>
-        <w:rPr>
-          <w:rFonts w:hint="eastAsia"/>
-        </w:rPr>
       </w:pPr>
+      <w:commentRangeStart w:id="0"/>
       <w:r>
         <w:rPr>
           <w:rFonts w:hint="eastAsia"/>
@@ -1597,16 +1490,187 @@
         <w:lastRenderedPageBreak/>
         <w:t>索引查询</w:t>
       </w:r>
-    </w:p>
+      <w:commentRangeEnd w:id="0"/>
+      <w:r>
+        <w:rPr>
+          <w:rStyle w:val="CommentReference"/>
+          <w:rFonts w:asciiTheme="minorHAnsi" w:eastAsiaTheme="minorEastAsia" w:hAnsiTheme="minorHAnsi" w:cstheme="minorBidi"/>
+          <w:b w:val="0"/>
+          <w:bCs w:val="0"/>
+        </w:rPr>
+        <w:commentReference w:id="0"/>
+      </w:r>
+    </w:p>
+    <w:p>
+      <w:r>
+        <w:rPr>
+          <w:rFonts w:hint="eastAsia"/>
+        </w:rPr>
+        <w:t>index_init()</w:t>
+      </w:r>
+      <w:r>
+        <w:rPr>
+          <w:rFonts w:hint="eastAsia"/>
+        </w:rPr>
+        <w:t>：获取索引</w:t>
+      </w:r>
+      <w:r>
+        <w:rPr>
+          <w:rFonts w:hint="eastAsia"/>
+        </w:rPr>
+        <w:t>ID</w:t>
+      </w:r>
+    </w:p>
+    <w:p>
+      <w:r>
+        <w:rPr>
+          <w:rFonts w:hint="eastAsia"/>
+        </w:rPr>
+        <w:t>index_end()</w:t>
+      </w:r>
+      <w:r>
+        <w:rPr>
+          <w:rFonts w:hint="eastAsia"/>
+        </w:rPr>
+        <w:t>：索引扫描结束，资源清理</w:t>
+      </w:r>
+    </w:p>
+    <w:p>
+      <w:r>
+        <w:rPr>
+          <w:rFonts w:hint="eastAsia"/>
+        </w:rPr>
+        <w:t>index_read_map()</w:t>
+      </w:r>
+      <w:r>
+        <w:rPr>
+          <w:rFonts w:hint="eastAsia"/>
+        </w:rPr>
+        <w:t>：构造索引匹配条件</w:t>
+      </w:r>
+    </w:p>
+    <w:p>
+      <w:r>
+        <w:rPr>
+          <w:rFonts w:hint="eastAsia"/>
+        </w:rPr>
+        <w:t>index_next()</w:t>
+      </w:r>
+      <w:r>
+        <w:rPr>
+          <w:rFonts w:hint="eastAsia"/>
+        </w:rPr>
+        <w:t>：获取下一条记录</w:t>
+      </w:r>
+    </w:p>
+    <w:p>
+      <w:r>
+        <w:rPr>
+          <w:rFonts w:hint="eastAsia"/>
+        </w:rPr>
+        <w:t>index_prev()</w:t>
+      </w:r>
+      <w:r>
+        <w:rPr>
+          <w:rFonts w:hint="eastAsia"/>
+        </w:rPr>
+        <w:t>：获取前一条记录，不支持</w:t>
+      </w:r>
+    </w:p>
+    <w:p>
+      <w:r>
+        <w:rPr>
+          <w:rFonts w:hint="eastAsia"/>
+        </w:rPr>
+        <w:t>index_first()</w:t>
+      </w:r>
+      <w:r>
+        <w:rPr>
+          <w:rFonts w:hint="eastAsia"/>
+        </w:rPr>
+        <w:t>：获取第一条记录，不支持</w:t>
+      </w:r>
+    </w:p>
+    <w:p>
+      <w:r>
+        <w:rPr>
+          <w:rFonts w:hint="eastAsia"/>
+        </w:rPr>
+        <w:t>index_last()</w:t>
+      </w:r>
+      <w:r>
+        <w:rPr>
+          <w:rFonts w:hint="eastAsia"/>
+        </w:rPr>
+        <w:t>：获取最后一条记录，不支持</w:t>
+      </w:r>
+    </w:p>
+    <w:p/>
+    <w:p>
+      <w:r>
+        <w:rPr>
+          <w:rFonts w:hint="eastAsia"/>
+        </w:rPr>
+        <w:t>索引查询执行顺序</w:t>
+      </w:r>
+      <w:r>
+        <w:rPr>
+          <w:rFonts w:hint="eastAsia"/>
+        </w:rPr>
+        <w:t>:index_init() -&gt; index_read_map() -&gt; index_next()</w:t>
+      </w:r>
+      <w:r>
+        <w:rPr>
+          <w:rFonts w:hint="eastAsia"/>
+        </w:rPr>
+        <w:t xml:space="preserve"> -&gt; index_end()</w:t>
+      </w:r>
+    </w:p>
+    <w:p/>
     <w:p>
       <w:pPr>
         <w:rPr>
-          <w:rFonts w:hint="eastAsia"/>
+          <w:b/>
         </w:rPr>
       </w:pPr>
       <w:r>
         <w:rPr>
           <w:rFonts w:hint="eastAsia"/>
+          <w:b/>
+        </w:rPr>
+        <w:t>index_read_map()</w:t>
+      </w:r>
+      <w:r>
+        <w:rPr>
+          <w:rFonts w:hint="eastAsia"/>
+          <w:b/>
+        </w:rPr>
+        <w:t>的实现</w:t>
+      </w:r>
+      <w:r>
+        <w:rPr>
+          <w:rFonts w:hint="eastAsia"/>
+          <w:b/>
+        </w:rPr>
+        <w:t>：</w:t>
+      </w:r>
+    </w:p>
+    <w:p>
+      <w:r>
+        <w:rPr>
+          <w:rFonts w:hint="eastAsia"/>
+        </w:rPr>
+        <w:t>1</w:t>
+      </w:r>
+      <w:r>
+        <w:rPr>
+          <w:rFonts w:hint="eastAsia"/>
+        </w:rPr>
+        <w:t>、根据</w:t>
+      </w:r>
+      <w:r>
+        <w:rPr>
+          <w:rFonts w:hint="eastAsia"/>
         </w:rPr>
         <w:t>index_init()</w:t>
       </w:r>
@@ -1614,7 +1678,7 @@
         <w:rPr>
           <w:rFonts w:hint="eastAsia"/>
         </w:rPr>
-        <w:t>：获取索引</w:t>
+        <w:t>传入的索引</w:t>
       </w:r>
       <w:r>
         <w:rPr>
@@ -1622,249 +1686,241 @@
         </w:rPr>
         <w:t>ID</w:t>
       </w:r>
-    </w:p>
+      <w:r>
+        <w:rPr>
+          <w:rFonts w:hint="eastAsia"/>
+        </w:rPr>
+        <w:t>获取索引定义信息</w:t>
+      </w:r>
+    </w:p>
+    <w:p>
+      <w:r>
+        <w:rPr>
+          <w:rFonts w:hint="eastAsia"/>
+        </w:rPr>
+        <w:t>2</w:t>
+      </w:r>
+      <w:r>
+        <w:rPr>
+          <w:rFonts w:hint="eastAsia"/>
+        </w:rPr>
+        <w:t>、解析</w:t>
+      </w:r>
+      <w:r>
+        <w:rPr>
+          <w:rFonts w:hint="eastAsia"/>
+        </w:rPr>
+        <w:t>start_key</w:t>
+      </w:r>
+      <w:r>
+        <w:rPr>
+          <w:rFonts w:hint="eastAsia"/>
+        </w:rPr>
+        <w:t>、</w:t>
+      </w:r>
+      <w:r>
+        <w:rPr>
+          <w:rFonts w:hint="eastAsia"/>
+        </w:rPr>
+        <w:t>stop_key</w:t>
+      </w:r>
+      <w:r>
+        <w:rPr>
+          <w:rFonts w:hint="eastAsia"/>
+        </w:rPr>
+        <w:t>（目前只解析出基本数据类型）</w:t>
+      </w:r>
+    </w:p>
+    <w:p>
+      <w:r>
+        <w:rPr>
+          <w:rFonts w:hint="eastAsia"/>
+        </w:rPr>
+        <w:t>3</w:t>
+      </w:r>
+      <w:r>
+        <w:rPr>
+          <w:rFonts w:hint="eastAsia"/>
+        </w:rPr>
+        <w:t>、转换成</w:t>
+      </w:r>
+      <w:r>
+        <w:rPr>
+          <w:rFonts w:hint="eastAsia"/>
+        </w:rPr>
+        <w:t>SDB</w:t>
+      </w:r>
+      <w:r>
+        <w:rPr>
+          <w:rFonts w:hint="eastAsia"/>
+        </w:rPr>
+        <w:t>的匹配条件（</w:t>
+      </w:r>
+      <w:r>
+        <w:rPr>
+          <w:rFonts w:hint="eastAsia"/>
+        </w:rPr>
+        <w:t>$et</w:t>
+      </w:r>
+      <w:r>
+        <w:rPr>
+          <w:rFonts w:hint="eastAsia"/>
+        </w:rPr>
+        <w:t>、</w:t>
+      </w:r>
+      <w:r>
+        <w:rPr>
+          <w:rFonts w:hint="eastAsia"/>
+        </w:rPr>
+        <w:t>$gte</w:t>
+      </w:r>
+      <w:r>
+        <w:rPr>
+          <w:rFonts w:hint="eastAsia"/>
+        </w:rPr>
+        <w:t>、</w:t>
+      </w:r>
+      <w:r>
+        <w:rPr>
+          <w:rFonts w:hint="eastAsia"/>
+        </w:rPr>
+        <w:t>$lte</w:t>
+      </w:r>
+      <w:r>
+        <w:rPr>
+          <w:rFonts w:hint="eastAsia"/>
+        </w:rPr>
+        <w:t>）</w:t>
+      </w:r>
+    </w:p>
+    <w:p>
+      <w:r>
+        <w:rPr>
+          <w:rFonts w:hint="eastAsia"/>
+        </w:rPr>
+        <w:t>4</w:t>
+      </w:r>
+      <w:r>
+        <w:rPr>
+          <w:rFonts w:hint="eastAsia"/>
+        </w:rPr>
+        <w:t>、在</w:t>
+      </w:r>
+      <w:r>
+        <w:rPr>
+          <w:rFonts w:hint="eastAsia"/>
+        </w:rPr>
+        <w:t>hint</w:t>
+      </w:r>
+      <w:r>
+        <w:rPr>
+          <w:rFonts w:hint="eastAsia"/>
+        </w:rPr>
+        <w:t>中指定索引名</w:t>
+      </w:r>
+    </w:p>
+    <w:p>
+      <w:r>
+        <w:rPr>
+          <w:rFonts w:hint="eastAsia"/>
+        </w:rPr>
+        <w:t>5</w:t>
+      </w:r>
+      <w:r>
+        <w:rPr>
+          <w:rFonts w:hint="eastAsia"/>
+        </w:rPr>
+        <w:t>、</w:t>
+      </w:r>
+      <w:r>
+        <w:rPr>
+          <w:rFonts w:hint="eastAsia"/>
+        </w:rPr>
+        <w:t>SDB</w:t>
+      </w:r>
+      <w:r>
+        <w:rPr>
+          <w:rFonts w:hint="eastAsia"/>
+        </w:rPr>
+        <w:t>执行查询</w:t>
+      </w:r>
+    </w:p>
+    <w:p/>
+    <w:p>
+      <w:r>
+        <w:rPr>
+          <w:rFonts w:hint="eastAsia"/>
+        </w:rPr>
+        <w:t>注：对于超过</w:t>
+      </w:r>
+      <w:r>
+        <w:rPr>
+          <w:rFonts w:hint="eastAsia"/>
+        </w:rPr>
+        <w:t>64</w:t>
+      </w:r>
+      <w:r>
+        <w:rPr>
+          <w:rFonts w:hint="eastAsia"/>
+        </w:rPr>
+        <w:t>位有符号数表示的正数范围，查询条件将无法下压</w:t>
+      </w:r>
+    </w:p>
+    <w:p/>
     <w:p>
       <w:pPr>
         <w:rPr>
-          <w:rFonts w:hint="eastAsia"/>
+          <w:b/>
         </w:rPr>
       </w:pPr>
       <w:r>
         <w:rPr>
           <w:rFonts w:hint="eastAsia"/>
-        </w:rPr>
-        <w:t>index_end()</w:t>
-      </w:r>
-      <w:r>
-        <w:rPr>
-          <w:rFonts w:hint="eastAsia"/>
-        </w:rPr>
-        <w:t>：索引扫描结束，资源清理</w:t>
-      </w:r>
-    </w:p>
-    <w:p>
-      <w:pPr>
-        <w:rPr>
-          <w:rFonts w:hint="eastAsia"/>
-        </w:rPr>
-      </w:pPr>
-      <w:r>
-        <w:rPr>
-          <w:rFonts w:hint="eastAsia"/>
-        </w:rPr>
-        <w:t>index_read_map()</w:t>
-      </w:r>
-      <w:r>
-        <w:rPr>
-          <w:rFonts w:hint="eastAsia"/>
-        </w:rPr>
-        <w:t>：构造索引匹配条件</w:t>
-      </w:r>
-    </w:p>
-    <w:p>
-      <w:pPr>
-        <w:rPr>
-          <w:rFonts w:hint="eastAsia"/>
-        </w:rPr>
-      </w:pPr>
-      <w:r>
-        <w:rPr>
-          <w:rFonts w:hint="eastAsia"/>
-        </w:rPr>
-        <w:t>index_next()</w:t>
-      </w:r>
-      <w:r>
-        <w:rPr>
-          <w:rFonts w:hint="eastAsia"/>
-        </w:rPr>
-        <w:t>：获取下一条记录</w:t>
-      </w:r>
-    </w:p>
-    <w:p>
-      <w:pPr>
-        <w:rPr>
-          <w:rFonts w:hint="eastAsia"/>
-        </w:rPr>
-      </w:pPr>
-      <w:r>
-        <w:rPr>
-          <w:rFonts w:hint="eastAsia"/>
-        </w:rPr>
-        <w:t>index_prev()</w:t>
-      </w:r>
-      <w:r>
-        <w:rPr>
-          <w:rFonts w:hint="eastAsia"/>
-        </w:rPr>
-        <w:t>：获取前一条记录，不支持</w:t>
-      </w:r>
-    </w:p>
-    <w:p>
-      <w:pPr>
-        <w:rPr>
-          <w:rFonts w:hint="eastAsia"/>
-        </w:rPr>
-      </w:pPr>
-      <w:r>
-        <w:rPr>
-          <w:rFonts w:hint="eastAsia"/>
-        </w:rPr>
-        <w:t>index_first()</w:t>
-      </w:r>
-      <w:r>
-        <w:rPr>
-          <w:rFonts w:hint="eastAsia"/>
-        </w:rPr>
-        <w:t>：获取第一条记录，不支持</w:t>
-      </w:r>
-    </w:p>
-    <w:p>
-      <w:pPr>
-        <w:rPr>
-          <w:rFonts w:hint="eastAsia"/>
-        </w:rPr>
-      </w:pPr>
-      <w:r>
-        <w:rPr>
-          <w:rFonts w:hint="eastAsia"/>
-        </w:rPr>
-        <w:t>index_last()</w:t>
-      </w:r>
-      <w:r>
-        <w:rPr>
-          <w:rFonts w:hint="eastAsia"/>
-        </w:rPr>
-        <w:t>：获取最后一条记录，不支持</w:t>
-      </w:r>
-    </w:p>
-    <w:p>
-      <w:pPr>
-        <w:rPr>
-          <w:rFonts w:hint="eastAsia"/>
-        </w:rPr>
-      </w:pPr>
-    </w:p>
-    <w:p>
-      <w:pPr>
-        <w:rPr>
-          <w:rFonts w:hint="eastAsia"/>
-        </w:rPr>
-      </w:pPr>
-      <w:r>
-        <w:rPr>
-          <w:rFonts w:hint="eastAsia"/>
-        </w:rPr>
-        <w:t>索引查询执行顺序</w:t>
-      </w:r>
-      <w:r>
-        <w:rPr>
-          <w:rFonts w:hint="eastAsia"/>
-        </w:rPr>
-        <w:t>:index_init() -&gt; index_read_map() -&gt; index_next()</w:t>
-      </w:r>
-      <w:r>
-        <w:rPr>
-          <w:rFonts w:hint="eastAsia"/>
-        </w:rPr>
-        <w:t xml:space="preserve"> -&gt; index_end()</w:t>
-      </w:r>
-    </w:p>
-    <w:p>
-      <w:pPr>
-        <w:rPr>
-          <w:rFonts w:hint="eastAsia"/>
-        </w:rPr>
-      </w:pPr>
-    </w:p>
-    <w:p>
-      <w:pPr>
-        <w:rPr>
-          <w:rFonts w:hint="eastAsia"/>
           <w:b/>
         </w:rPr>
-      </w:pPr>
+        <w:t>解析</w:t>
+      </w:r>
       <w:r>
         <w:rPr>
           <w:rFonts w:hint="eastAsia"/>
           <w:b/>
         </w:rPr>
-        <w:t>index_read_map()</w:t>
+        <w:t>start_key</w:t>
       </w:r>
       <w:r>
         <w:rPr>
           <w:rFonts w:hint="eastAsia"/>
           <w:b/>
         </w:rPr>
-        <w:t>的实现</w:t>
+        <w:t>、</w:t>
       </w:r>
       <w:r>
         <w:rPr>
           <w:rFonts w:hint="eastAsia"/>
           <w:b/>
         </w:rPr>
+        <w:t>stop_key</w:t>
+      </w:r>
+      <w:r>
+        <w:rPr>
+          <w:rFonts w:hint="eastAsia"/>
+          <w:b/>
+        </w:rPr>
         <w:t>：</w:t>
       </w:r>
     </w:p>
     <w:p>
-      <w:pPr>
-        <w:rPr>
-          <w:rFonts w:hint="eastAsia"/>
-        </w:rPr>
-      </w:pPr>
-      <w:r>
-        <w:rPr>
-          <w:rFonts w:hint="eastAsia"/>
-        </w:rPr>
-        <w:t>1</w:t>
-      </w:r>
-      <w:r>
-        <w:rPr>
-          <w:rFonts w:hint="eastAsia"/>
-        </w:rPr>
-        <w:t>、根据</w:t>
-      </w:r>
-      <w:r>
-        <w:rPr>
-          <w:rFonts w:hint="eastAsia"/>
-        </w:rPr>
-        <w:t>index_init()</w:t>
-      </w:r>
-      <w:r>
-        <w:rPr>
-          <w:rFonts w:hint="eastAsia"/>
-        </w:rPr>
-        <w:t>传入的索引</w:t>
-      </w:r>
-      <w:r>
-        <w:rPr>
-          <w:rFonts w:hint="eastAsia"/>
-        </w:rPr>
-        <w:t>ID</w:t>
-      </w:r>
-      <w:r>
-        <w:rPr>
-          <w:rFonts w:hint="eastAsia"/>
-        </w:rPr>
-        <w:t>获取索引定义信息</w:t>
-      </w:r>
-    </w:p>
-    <w:p>
-      <w:pPr>
-        <w:rPr>
-          <w:rFonts w:hint="eastAsia"/>
-        </w:rPr>
-      </w:pPr>
-      <w:r>
-        <w:rPr>
-          <w:rFonts w:hint="eastAsia"/>
-        </w:rPr>
-        <w:t>2</w:t>
-      </w:r>
-      <w:r>
-        <w:rPr>
-          <w:rFonts w:hint="eastAsia"/>
-        </w:rPr>
-        <w:t>、解析</w:t>
+      <w:r>
+        <w:rPr>
+          <w:rFonts w:hint="eastAsia"/>
+        </w:rPr>
+        <w:t>startKeyPtr</w:t>
+      </w:r>
+      <w:r>
+        <w:rPr>
+          <w:rFonts w:hint="eastAsia"/>
+        </w:rPr>
+        <w:t>：存放</w:t>
       </w:r>
       <w:r>
         <w:rPr>
@@ -1876,238 +1932,60 @@
         <w:rPr>
           <w:rFonts w:hint="eastAsia"/>
         </w:rPr>
-        <w:t>、</w:t>
-      </w:r>
-      <w:r>
-        <w:rPr>
-          <w:rFonts w:hint="eastAsia"/>
-        </w:rPr>
-        <w:t>stop_key</w:t>
-      </w:r>
-      <w:r>
-        <w:rPr>
-          <w:rFonts w:hint="eastAsia"/>
-        </w:rPr>
-        <w:t>（目前只解析出基本数据类型）</w:t>
-      </w:r>
-    </w:p>
-    <w:p>
-      <w:pPr>
-        <w:rPr>
-          <w:rFonts w:hint="eastAsia"/>
-        </w:rPr>
-      </w:pPr>
-      <w:r>
-        <w:rPr>
-          <w:rFonts w:hint="eastAsia"/>
-        </w:rPr>
-        <w:t>3</w:t>
-      </w:r>
-      <w:r>
-        <w:rPr>
-          <w:rFonts w:hint="eastAsia"/>
-        </w:rPr>
-        <w:t>、转换成</w:t>
-      </w:r>
-      <w:r>
-        <w:rPr>
-          <w:rFonts w:hint="eastAsia"/>
-        </w:rPr>
-        <w:t>SDB</w:t>
-      </w:r>
-      <w:r>
-        <w:rPr>
-          <w:rFonts w:hint="eastAsia"/>
-        </w:rPr>
-        <w:t>的匹配条件（</w:t>
-      </w:r>
-      <w:r>
-        <w:rPr>
-          <w:rFonts w:hint="eastAsia"/>
-        </w:rPr>
-        <w:t>$et</w:t>
-      </w:r>
-      <w:r>
-        <w:rPr>
-          <w:rFonts w:hint="eastAsia"/>
-        </w:rPr>
-        <w:t>、</w:t>
-      </w:r>
-      <w:r>
-        <w:rPr>
-          <w:rFonts w:hint="eastAsia"/>
-        </w:rPr>
-        <w:t>$gte</w:t>
-      </w:r>
-      <w:r>
-        <w:rPr>
-          <w:rFonts w:hint="eastAsia"/>
-        </w:rPr>
-        <w:t>、</w:t>
-      </w:r>
-      <w:r>
-        <w:rPr>
-          <w:rFonts w:hint="eastAsia"/>
-        </w:rPr>
-        <w:t>$lte</w:t>
-      </w:r>
-      <w:r>
-        <w:rPr>
-          <w:rFonts w:hint="eastAsia"/>
-        </w:rPr>
-        <w:t>）</w:t>
-      </w:r>
-    </w:p>
-    <w:p>
-      <w:pPr>
-        <w:rPr>
-          <w:rFonts w:hint="eastAsia"/>
-        </w:rPr>
-      </w:pPr>
-      <w:r>
-        <w:rPr>
-          <w:rFonts w:hint="eastAsia"/>
-        </w:rPr>
-        <w:t>4</w:t>
-      </w:r>
-      <w:r>
-        <w:rPr>
-          <w:rFonts w:hint="eastAsia"/>
-        </w:rPr>
-        <w:t>、在</w:t>
-      </w:r>
-      <w:r>
-        <w:rPr>
-          <w:rFonts w:hint="eastAsia"/>
-        </w:rPr>
-        <w:t>hint</w:t>
-      </w:r>
-      <w:r>
-        <w:rPr>
-          <w:rFonts w:hint="eastAsia"/>
-        </w:rPr>
-        <w:t>中指定索引名</w:t>
-      </w:r>
-    </w:p>
-    <w:p>
-      <w:pPr>
-        <w:rPr>
-          <w:rFonts w:hint="eastAsia"/>
-        </w:rPr>
-      </w:pPr>
-      <w:r>
-        <w:rPr>
-          <w:rFonts w:hint="eastAsia"/>
-        </w:rPr>
-        <w:t>5</w:t>
-      </w:r>
-      <w:r>
-        <w:rPr>
-          <w:rFonts w:hint="eastAsia"/>
-        </w:rPr>
-        <w:t>、</w:t>
-      </w:r>
-      <w:r>
-        <w:rPr>
-          <w:rFonts w:hint="eastAsia"/>
-        </w:rPr>
-        <w:t>SDB</w:t>
-      </w:r>
-      <w:r>
-        <w:rPr>
-          <w:rFonts w:hint="eastAsia"/>
-        </w:rPr>
-        <w:t>执行查询</w:t>
-      </w:r>
-    </w:p>
-    <w:p>
-      <w:pPr>
-        <w:rPr>
-          <w:rFonts w:hint="eastAsia"/>
-        </w:rPr>
-      </w:pPr>
-    </w:p>
-    <w:p>
-      <w:pPr>
-        <w:rPr>
-          <w:rFonts w:hint="eastAsia"/>
-        </w:rPr>
-      </w:pPr>
-      <w:r>
-        <w:rPr>
-          <w:rFonts w:hint="eastAsia"/>
-        </w:rPr>
-        <w:t>注：对于超过</w:t>
-      </w:r>
-      <w:r>
-        <w:rPr>
-          <w:rFonts w:hint="eastAsia"/>
-        </w:rPr>
-        <w:t>64</w:t>
-      </w:r>
-      <w:r>
-        <w:rPr>
-          <w:rFonts w:hint="eastAsia"/>
-        </w:rPr>
-        <w:t>位有符号数表示的正数范围，查询条件将无法下压</w:t>
-      </w:r>
-    </w:p>
-    <w:p>
-      <w:pPr>
-        <w:rPr>
-          <w:rFonts w:hint="eastAsia"/>
-        </w:rPr>
-      </w:pPr>
-    </w:p>
-    <w:p>
-      <w:pPr>
-        <w:rPr>
-          <w:rFonts w:hint="eastAsia"/>
-          <w:b/>
-        </w:rPr>
-      </w:pPr>
-      <w:r>
-        <w:rPr>
-          <w:rFonts w:hint="eastAsia"/>
-          <w:b/>
-        </w:rPr>
-        <w:t>解析</w:t>
-      </w:r>
-      <w:r>
-        <w:rPr>
-          <w:rFonts w:hint="eastAsia"/>
-          <w:b/>
-        </w:rPr>
-        <w:t>start_key</w:t>
-      </w:r>
-      <w:r>
-        <w:rPr>
-          <w:rFonts w:hint="eastAsia"/>
-          <w:b/>
-        </w:rPr>
-        <w:t>、</w:t>
-      </w:r>
-      <w:r>
-        <w:rPr>
-          <w:rFonts w:hint="eastAsia"/>
-          <w:b/>
-        </w:rPr>
-        <w:t>stop_key</w:t>
-      </w:r>
-      <w:r>
-        <w:rPr>
-          <w:rFonts w:hint="eastAsia"/>
-          <w:b/>
+        <w:t>数据（不同类型，结构不同）</w:t>
+      </w:r>
+    </w:p>
+    <w:p>
+      <w:r>
+        <w:rPr>
+          <w:rFonts w:hint="eastAsia"/>
+        </w:rPr>
+        <w:t>endKeyPtr</w:t>
+      </w:r>
+      <w:r>
+        <w:rPr>
+          <w:rFonts w:hint="eastAsia"/>
+        </w:rPr>
+        <w:t>：存放</w:t>
+      </w:r>
+      <w:r>
+        <w:rPr>
+          <w:rFonts w:hint="eastAsia"/>
+        </w:rPr>
+        <w:t>end_key</w:t>
+      </w:r>
+      <w:r>
+        <w:rPr>
+          <w:rFonts w:hint="eastAsia"/>
+        </w:rPr>
+        <w:t>数据</w:t>
+      </w:r>
+    </w:p>
+    <w:p>
+      <w:r>
+        <w:rPr>
+          <w:rFonts w:hint="eastAsia"/>
+        </w:rPr>
+        <w:t>startKeyPartMap</w:t>
+      </w:r>
+      <w:r>
+        <w:rPr>
+          <w:rFonts w:hint="eastAsia"/>
         </w:rPr>
         <w:t>：</w:t>
       </w:r>
-    </w:p>
-    <w:p>
-      <w:pPr>
-        <w:rPr>
-          <w:rFonts w:hint="eastAsia"/>
-        </w:rPr>
-      </w:pPr>
+      <w:r>
+        <w:rPr>
+          <w:rFonts w:hint="eastAsia"/>
+        </w:rPr>
+        <w:t>startKey</w:t>
+      </w:r>
+      <w:r>
+        <w:rPr>
+          <w:rFonts w:hint="eastAsia"/>
+        </w:rPr>
+        <w:t>位图，用于标识</w:t>
+      </w:r>
       <w:r>
         <w:rPr>
           <w:rFonts w:hint="eastAsia"/>
@@ -2118,27 +1996,40 @@
         <w:rPr>
           <w:rFonts w:hint="eastAsia"/>
         </w:rPr>
-        <w:t>：存放</w:t>
-      </w:r>
-      <w:r>
-        <w:rPr>
-          <w:rFonts w:hint="eastAsia"/>
-        </w:rPr>
-        <w:t>start_key</w:t>
-      </w:r>
-      <w:r>
-        <w:rPr>
-          <w:rFonts w:hint="eastAsia"/>
-        </w:rPr>
-        <w:t>数据（不同类型，结构不同）</w:t>
-      </w:r>
-    </w:p>
-    <w:p>
-      <w:pPr>
-        <w:rPr>
-          <w:rFonts w:hint="eastAsia"/>
-        </w:rPr>
-      </w:pPr>
+        <w:t>中是否包含该</w:t>
+      </w:r>
+      <w:r>
+        <w:rPr>
+          <w:rFonts w:hint="eastAsia"/>
+        </w:rPr>
+        <w:t>key</w:t>
+      </w:r>
+    </w:p>
+    <w:p>
+      <w:r>
+        <w:rPr>
+          <w:rFonts w:hint="eastAsia"/>
+        </w:rPr>
+        <w:t>endKeyPartMap</w:t>
+      </w:r>
+      <w:r>
+        <w:rPr>
+          <w:rFonts w:hint="eastAsia"/>
+        </w:rPr>
+        <w:t>：</w:t>
+      </w:r>
+      <w:r>
+        <w:rPr>
+          <w:rFonts w:hint="eastAsia"/>
+        </w:rPr>
+        <w:t>endKey</w:t>
+      </w:r>
+      <w:r>
+        <w:rPr>
+          <w:rFonts w:hint="eastAsia"/>
+        </w:rPr>
+        <w:t>位图，用于标识</w:t>
+      </w:r>
       <w:r>
         <w:rPr>
           <w:rFonts w:hint="eastAsia"/>
@@ -2149,61 +2040,6 @@
         <w:rPr>
           <w:rFonts w:hint="eastAsia"/>
         </w:rPr>
-        <w:t>：存放</w:t>
-      </w:r>
-      <w:r>
-        <w:rPr>
-          <w:rFonts w:hint="eastAsia"/>
-        </w:rPr>
-        <w:t>end_key</w:t>
-      </w:r>
-      <w:r>
-        <w:rPr>
-          <w:rFonts w:hint="eastAsia"/>
-        </w:rPr>
-        <w:t>数据</w:t>
-      </w:r>
-    </w:p>
-    <w:p>
-      <w:pPr>
-        <w:rPr>
-          <w:rFonts w:hint="eastAsia"/>
-        </w:rPr>
-      </w:pPr>
-      <w:r>
-        <w:rPr>
-          <w:rFonts w:hint="eastAsia"/>
-        </w:rPr>
-        <w:t>startKeyPartMap</w:t>
-      </w:r>
-      <w:r>
-        <w:rPr>
-          <w:rFonts w:hint="eastAsia"/>
-        </w:rPr>
-        <w:t>：</w:t>
-      </w:r>
-      <w:r>
-        <w:rPr>
-          <w:rFonts w:hint="eastAsia"/>
-        </w:rPr>
-        <w:t>startKey</w:t>
-      </w:r>
-      <w:r>
-        <w:rPr>
-          <w:rFonts w:hint="eastAsia"/>
-        </w:rPr>
-        <w:t>位图，用于标识</w:t>
-      </w:r>
-      <w:r>
-        <w:rPr>
-          <w:rFonts w:hint="eastAsia"/>
-        </w:rPr>
-        <w:t>startKeyPtr</w:t>
-      </w:r>
-      <w:r>
-        <w:rPr>
-          <w:rFonts w:hint="eastAsia"/>
-        </w:rPr>
         <w:t>中是否包含该</w:t>
       </w:r>
       <w:r>
@@ -2214,60 +2050,6 @@
       </w:r>
     </w:p>
     <w:p>
-      <w:pPr>
-        <w:rPr>
-          <w:rFonts w:hint="eastAsia"/>
-        </w:rPr>
-      </w:pPr>
-      <w:r>
-        <w:rPr>
-          <w:rFonts w:hint="eastAsia"/>
-        </w:rPr>
-        <w:t>endKeyPartMap</w:t>
-      </w:r>
-      <w:r>
-        <w:rPr>
-          <w:rFonts w:hint="eastAsia"/>
-        </w:rPr>
-        <w:t>：</w:t>
-      </w:r>
-      <w:r>
-        <w:rPr>
-          <w:rFonts w:hint="eastAsia"/>
-        </w:rPr>
-        <w:t>endKey</w:t>
-      </w:r>
-      <w:r>
-        <w:rPr>
-          <w:rFonts w:hint="eastAsia"/>
-        </w:rPr>
-        <w:t>位图，用于标识</w:t>
-      </w:r>
-      <w:r>
-        <w:rPr>
-          <w:rFonts w:hint="eastAsia"/>
-        </w:rPr>
-        <w:t>endKeyPtr</w:t>
-      </w:r>
-      <w:r>
-        <w:rPr>
-          <w:rFonts w:hint="eastAsia"/>
-        </w:rPr>
-        <w:t>中是否包含该</w:t>
-      </w:r>
-      <w:r>
-        <w:rPr>
-          <w:rFonts w:hint="eastAsia"/>
-        </w:rPr>
-        <w:t>key</w:t>
-      </w:r>
-    </w:p>
-    <w:p>
-      <w:pPr>
-        <w:rPr>
-          <w:rFonts w:hint="eastAsia"/>
-        </w:rPr>
-      </w:pPr>
       <w:r>
         <w:rPr>
           <w:rFonts w:hint="eastAsia"/>
@@ -2308,9 +2090,6 @@
     <w:p>
       <w:pPr>
         <w:pStyle w:val="Heading3"/>
-        <w:rPr>
-          <w:rFonts w:hint="eastAsia"/>
-        </w:rPr>
       </w:pPr>
       <w:r>
         <w:rPr>
@@ -2322,9 +2101,6 @@
     <w:p>
       <w:pPr>
         <w:pStyle w:val="Heading4"/>
-        <w:rPr>
-          <w:rFonts w:hint="eastAsia"/>
-        </w:rPr>
       </w:pPr>
       <w:r>
         <w:rPr>
@@ -2335,23 +2111,23 @@
     </w:p>
     <w:tbl>
       <w:tblPr>
-        <w:tblStyle w:val="TableGrid"/>
+        <w:tblStyle w:val="TableGrid1"/>
         <w:tblW w:w="0" w:type="auto"/>
-        <w:tblInd w:w="357" w:type="dxa"/>
         <w:tblLook w:val="04A0"/>
       </w:tblPr>
       <w:tblGrid>
-        <w:gridCol w:w="4087"/>
-        <w:gridCol w:w="4078"/>
+        <w:gridCol w:w="1555"/>
+        <w:gridCol w:w="1701"/>
+        <w:gridCol w:w="5040"/>
       </w:tblGrid>
       <w:tr>
         <w:tc>
           <w:tcPr>
-            <w:tcW w:w="4087" w:type="dxa"/>
-          </w:tcPr>
-          <w:p>
-            <w:pPr>
-              <w:ind w:left="0"/>
+            <w:tcW w:w="1555" w:type="dxa"/>
+          </w:tcPr>
+          <w:p>
+            <w:pPr>
+              <w:jc w:val="center"/>
               <w:rPr>
                 <w:b/>
               </w:rPr>
@@ -2361,41 +2137,47 @@
                 <w:rFonts w:hint="eastAsia"/>
                 <w:b/>
               </w:rPr>
-              <w:t>mysql</w:t>
-            </w:r>
-            <w:r>
-              <w:rPr>
-                <w:rFonts w:hint="eastAsia"/>
+              <w:t>字段定义类型</w:t>
+            </w:r>
+          </w:p>
+        </w:tc>
+        <w:tc>
+          <w:tcPr>
+            <w:tcW w:w="1701" w:type="dxa"/>
+          </w:tcPr>
+          <w:p>
+            <w:pPr>
+              <w:jc w:val="center"/>
+              <w:rPr>
                 <w:b/>
               </w:rPr>
-              <w:t>类型</w:t>
-            </w:r>
-          </w:p>
-        </w:tc>
-        <w:tc>
-          <w:tcPr>
-            <w:tcW w:w="4078" w:type="dxa"/>
-          </w:tcPr>
-          <w:p>
-            <w:pPr>
-              <w:ind w:left="0"/>
-              <w:rPr>
+            </w:pPr>
+            <w:r>
+              <w:rPr>
+                <w:rFonts w:hint="eastAsia"/>
                 <w:b/>
               </w:rPr>
-            </w:pPr>
-            <w:r>
-              <w:rPr>
-                <w:rFonts w:hint="eastAsia"/>
+              <w:t>条件字段类型</w:t>
+            </w:r>
+          </w:p>
+        </w:tc>
+        <w:tc>
+          <w:tcPr>
+            <w:tcW w:w="5040" w:type="dxa"/>
+          </w:tcPr>
+          <w:p>
+            <w:pPr>
+              <w:jc w:val="center"/>
+              <w:rPr>
                 <w:b/>
               </w:rPr>
-              <w:t>SDB</w:t>
-            </w:r>
+            </w:pPr>
             <w:r>
               <w:rPr>
                 <w:rFonts w:hint="eastAsia"/>
                 <w:b/>
               </w:rPr>
-              <w:t>类型</w:t>
+              <w:t>处理规则</w:t>
             </w:r>
           </w:p>
         </w:tc>
@@ -2403,33 +2185,341 @@
       <w:tr>
         <w:tc>
           <w:tcPr>
-            <w:tcW w:w="4087" w:type="dxa"/>
-          </w:tcPr>
-          <w:p>
-            <w:pPr>
-              <w:ind w:left="0"/>
-            </w:pPr>
-            <w:r>
-              <w:rPr>
-                <w:rFonts w:hint="eastAsia"/>
-              </w:rPr>
-              <w:t>TINY</w:t>
-            </w:r>
-          </w:p>
-        </w:tc>
-        <w:tc>
-          <w:tcPr>
-            <w:tcW w:w="4078" w:type="dxa"/>
-          </w:tcPr>
-          <w:p>
-            <w:pPr>
-              <w:ind w:left="0"/>
-            </w:pPr>
-            <w:r>
-              <w:rPr>
-                <w:rFonts w:hint="eastAsia"/>
-              </w:rPr>
-              <w:t>int</w:t>
+            <w:tcW w:w="1555" w:type="dxa"/>
+            <w:vMerge w:val="restart"/>
+          </w:tcPr>
+          <w:p>
+            <w:r>
+              <w:rPr>
+                <w:rFonts w:hint="eastAsia"/>
+              </w:rPr>
+              <w:t>数据型（</w:t>
+            </w:r>
+            <w:r>
+              <w:rPr>
+                <w:rFonts w:hint="eastAsia"/>
+              </w:rPr>
+              <w:t>t</w:t>
+            </w:r>
+            <w:r>
+              <w:t>iny</w:t>
+            </w:r>
+            <w:r>
+              <w:rPr>
+                <w:rFonts w:hint="eastAsia"/>
+              </w:rPr>
+              <w:t>、</w:t>
+            </w:r>
+            <w:r>
+              <w:rPr>
+                <w:rFonts w:hint="eastAsia"/>
+              </w:rPr>
+              <w:t>s</w:t>
+            </w:r>
+            <w:r>
+              <w:t>hort</w:t>
+            </w:r>
+            <w:r>
+              <w:rPr>
+                <w:rFonts w:hint="eastAsia"/>
+              </w:rPr>
+              <w:t>、</w:t>
+            </w:r>
+            <w:r>
+              <w:rPr>
+                <w:rFonts w:hint="eastAsia"/>
+              </w:rPr>
+              <w:t>l</w:t>
+            </w:r>
+            <w:r>
+              <w:t>ong</w:t>
+            </w:r>
+            <w:r>
+              <w:rPr>
+                <w:rFonts w:hint="eastAsia"/>
+              </w:rPr>
+              <w:t>、</w:t>
+            </w:r>
+            <w:r>
+              <w:rPr>
+                <w:rFonts w:hint="eastAsia"/>
+              </w:rPr>
+              <w:t>m</w:t>
+            </w:r>
+            <w:r>
+              <w:t>edium</w:t>
+            </w:r>
+            <w:r>
+              <w:rPr>
+                <w:rFonts w:hint="eastAsia"/>
+              </w:rPr>
+              <w:t>、</w:t>
+            </w:r>
+            <w:r>
+              <w:rPr>
+                <w:rFonts w:hint="eastAsia"/>
+              </w:rPr>
+              <w:t>lon</w:t>
+            </w:r>
+            <w:r>
+              <w:t>glong</w:t>
+            </w:r>
+            <w:r>
+              <w:rPr>
+                <w:rFonts w:hint="eastAsia"/>
+              </w:rPr>
+              <w:t>、</w:t>
+            </w:r>
+            <w:r>
+              <w:rPr>
+                <w:rFonts w:hint="eastAsia"/>
+              </w:rPr>
+              <w:t>f</w:t>
+            </w:r>
+            <w:r>
+              <w:t>loat</w:t>
+            </w:r>
+            <w:r>
+              <w:rPr>
+                <w:rFonts w:hint="eastAsia"/>
+              </w:rPr>
+              <w:t>、</w:t>
+            </w:r>
+            <w:r>
+              <w:rPr>
+                <w:rFonts w:hint="eastAsia"/>
+              </w:rPr>
+              <w:t>d</w:t>
+            </w:r>
+            <w:r>
+              <w:t>ouble</w:t>
+            </w:r>
+            <w:r>
+              <w:rPr>
+                <w:rFonts w:hint="eastAsia"/>
+              </w:rPr>
+              <w:t>、</w:t>
+            </w:r>
+            <w:r>
+              <w:rPr>
+                <w:rFonts w:hint="eastAsia"/>
+              </w:rPr>
+              <w:t>d</w:t>
+            </w:r>
+            <w:r>
+              <w:t>ecimal</w:t>
+            </w:r>
+            <w:r>
+              <w:rPr>
+                <w:rFonts w:hint="eastAsia"/>
+              </w:rPr>
+              <w:t>）（</w:t>
+            </w:r>
+            <w:r>
+              <w:rPr>
+                <w:rFonts w:hint="eastAsia"/>
+              </w:rPr>
+              <w:t>u</w:t>
+            </w:r>
+            <w:r>
+              <w:t>nsigned</w:t>
+            </w:r>
+            <w:r>
+              <w:rPr>
+                <w:rFonts w:hint="eastAsia"/>
+              </w:rPr>
+              <w:t>、</w:t>
+            </w:r>
+            <w:r>
+              <w:rPr>
+                <w:rFonts w:hint="eastAsia"/>
+              </w:rPr>
+              <w:t>s</w:t>
+            </w:r>
+            <w:r>
+              <w:t>igned</w:t>
+            </w:r>
+            <w:r>
+              <w:rPr>
+                <w:rFonts w:hint="eastAsia"/>
+              </w:rPr>
+              <w:t>）</w:t>
+            </w:r>
+          </w:p>
+        </w:tc>
+        <w:tc>
+          <w:tcPr>
+            <w:tcW w:w="1701" w:type="dxa"/>
+          </w:tcPr>
+          <w:p>
+            <w:r>
+              <w:rPr>
+                <w:rFonts w:hint="eastAsia"/>
+              </w:rPr>
+              <w:t>整型（</w:t>
+            </w:r>
+            <w:r>
+              <w:rPr>
+                <w:rFonts w:hint="eastAsia"/>
+              </w:rPr>
+              <w:t>t</w:t>
+            </w:r>
+            <w:r>
+              <w:t>iny</w:t>
+            </w:r>
+            <w:r>
+              <w:rPr>
+                <w:rFonts w:hint="eastAsia"/>
+              </w:rPr>
+              <w:t>、</w:t>
+            </w:r>
+            <w:r>
+              <w:rPr>
+                <w:rFonts w:hint="eastAsia"/>
+              </w:rPr>
+              <w:t>s</w:t>
+            </w:r>
+            <w:r>
+              <w:t>hort</w:t>
+            </w:r>
+            <w:r>
+              <w:rPr>
+                <w:rFonts w:hint="eastAsia"/>
+              </w:rPr>
+              <w:t>、</w:t>
+            </w:r>
+            <w:r>
+              <w:rPr>
+                <w:rFonts w:hint="eastAsia"/>
+              </w:rPr>
+              <w:t>l</w:t>
+            </w:r>
+            <w:r>
+              <w:t>ong</w:t>
+            </w:r>
+            <w:r>
+              <w:rPr>
+                <w:rFonts w:hint="eastAsia"/>
+              </w:rPr>
+              <w:t>、</w:t>
+            </w:r>
+            <w:r>
+              <w:rPr>
+                <w:rFonts w:hint="eastAsia"/>
+              </w:rPr>
+              <w:t>m</w:t>
+            </w:r>
+            <w:r>
+              <w:t>edium</w:t>
+            </w:r>
+            <w:r>
+              <w:rPr>
+                <w:rFonts w:hint="eastAsia"/>
+              </w:rPr>
+              <w:t>、</w:t>
+            </w:r>
+            <w:r>
+              <w:rPr>
+                <w:rFonts w:hint="eastAsia"/>
+              </w:rPr>
+              <w:t>l</w:t>
+            </w:r>
+            <w:r>
+              <w:t>onglong</w:t>
+            </w:r>
+            <w:r>
+              <w:rPr>
+                <w:rFonts w:hint="eastAsia"/>
+              </w:rPr>
+              <w:t>）</w:t>
+            </w:r>
+          </w:p>
+        </w:tc>
+        <w:tc>
+          <w:tcPr>
+            <w:tcW w:w="5040" w:type="dxa"/>
+          </w:tcPr>
+          <w:p>
+            <w:r>
+              <w:rPr>
+                <w:rFonts w:hint="eastAsia"/>
+              </w:rPr>
+              <w:t>不超过</w:t>
+            </w:r>
+            <w:r>
+              <w:rPr>
+                <w:rFonts w:hint="eastAsia"/>
+              </w:rPr>
+              <w:t>l</w:t>
+            </w:r>
+            <w:r>
+              <w:t>onglong</w:t>
+            </w:r>
+            <w:r>
+              <w:rPr>
+                <w:rFonts w:hint="eastAsia"/>
+              </w:rPr>
+              <w:t>所能表示的范围，转换成</w:t>
+            </w:r>
+            <w:r>
+              <w:rPr>
+                <w:rFonts w:hint="eastAsia"/>
+              </w:rPr>
+              <w:t>l</w:t>
+            </w:r>
+            <w:r>
+              <w:t>onglong</w:t>
+            </w:r>
+            <w:r>
+              <w:rPr>
+                <w:rFonts w:hint="eastAsia"/>
+              </w:rPr>
+              <w:t>处理；超过</w:t>
+            </w:r>
+            <w:r>
+              <w:rPr>
+                <w:rFonts w:hint="eastAsia"/>
+              </w:rPr>
+              <w:t>l</w:t>
+            </w:r>
+            <w:r>
+              <w:t>onglong</w:t>
+            </w:r>
+            <w:r>
+              <w:rPr>
+                <w:rFonts w:hint="eastAsia"/>
+              </w:rPr>
+              <w:t>表示的范围（如：</w:t>
+            </w:r>
+            <w:r>
+              <w:rPr>
+                <w:rFonts w:hint="eastAsia"/>
+              </w:rPr>
+              <w:t>u</w:t>
+            </w:r>
+            <w:r>
+              <w:t>nsigned longlong</w:t>
+            </w:r>
+            <w:r>
+              <w:rPr>
+                <w:rFonts w:hint="eastAsia"/>
+              </w:rPr>
+              <w:t>），转换成</w:t>
+            </w:r>
+            <w:r>
+              <w:rPr>
+                <w:rFonts w:hint="eastAsia"/>
+              </w:rPr>
+              <w:t>d</w:t>
+            </w:r>
+            <w:r>
+              <w:t>ecimal</w:t>
+            </w:r>
+            <w:r>
+              <w:rPr>
+                <w:rFonts w:hint="eastAsia"/>
+              </w:rPr>
+              <w:t>下压</w:t>
             </w:r>
           </w:p>
         </w:tc>
@@ -2437,33 +2527,79 @@
       <w:tr>
         <w:tc>
           <w:tcPr>
-            <w:tcW w:w="4087" w:type="dxa"/>
-          </w:tcPr>
-          <w:p>
-            <w:pPr>
-              <w:ind w:left="0"/>
-            </w:pPr>
-            <w:r>
-              <w:rPr>
-                <w:rFonts w:hint="eastAsia"/>
-              </w:rPr>
-              <w:t>SMALLINT</w:t>
-            </w:r>
-          </w:p>
-        </w:tc>
-        <w:tc>
-          <w:tcPr>
-            <w:tcW w:w="4078" w:type="dxa"/>
-          </w:tcPr>
-          <w:p>
-            <w:pPr>
-              <w:ind w:left="0"/>
-            </w:pPr>
-            <w:r>
-              <w:rPr>
-                <w:rFonts w:hint="eastAsia"/>
-              </w:rPr>
-              <w:t>int</w:t>
+            <w:tcW w:w="1555" w:type="dxa"/>
+            <w:vMerge/>
+          </w:tcPr>
+          <w:p/>
+        </w:tc>
+        <w:tc>
+          <w:tcPr>
+            <w:tcW w:w="1701" w:type="dxa"/>
+          </w:tcPr>
+          <w:p>
+            <w:r>
+              <w:rPr>
+                <w:rFonts w:hint="eastAsia"/>
+              </w:rPr>
+              <w:t>浮点型（</w:t>
+            </w:r>
+            <w:r>
+              <w:rPr>
+                <w:rFonts w:hint="eastAsia"/>
+              </w:rPr>
+              <w:t>f</w:t>
+            </w:r>
+            <w:r>
+              <w:t>loat</w:t>
+            </w:r>
+            <w:r>
+              <w:rPr>
+                <w:rFonts w:hint="eastAsia"/>
+              </w:rPr>
+              <w:t>、</w:t>
+            </w:r>
+            <w:r>
+              <w:rPr>
+                <w:rFonts w:hint="eastAsia"/>
+              </w:rPr>
+              <w:t>d</w:t>
+            </w:r>
+            <w:r>
+              <w:t>ouble</w:t>
+            </w:r>
+            <w:r>
+              <w:rPr>
+                <w:rFonts w:hint="eastAsia"/>
+              </w:rPr>
+              <w:t>）</w:t>
+            </w:r>
+          </w:p>
+        </w:tc>
+        <w:tc>
+          <w:tcPr>
+            <w:tcW w:w="5040" w:type="dxa"/>
+          </w:tcPr>
+          <w:p>
+            <w:r>
+              <w:rPr>
+                <w:rFonts w:hint="eastAsia"/>
+              </w:rPr>
+              <w:t>转换成</w:t>
+            </w:r>
+            <w:r>
+              <w:rPr>
+                <w:rFonts w:hint="eastAsia"/>
+              </w:rPr>
+              <w:t>d</w:t>
+            </w:r>
+            <w:r>
+              <w:t>ouble</w:t>
+            </w:r>
+            <w:r>
+              <w:rPr>
+                <w:rFonts w:hint="eastAsia"/>
+              </w:rPr>
+              <w:t>处理</w:t>
             </w:r>
           </w:p>
         </w:tc>
@@ -2471,33 +2607,52 @@
       <w:tr>
         <w:tc>
           <w:tcPr>
-            <w:tcW w:w="4087" w:type="dxa"/>
-          </w:tcPr>
-          <w:p>
-            <w:pPr>
-              <w:ind w:left="0"/>
-            </w:pPr>
-            <w:r>
-              <w:rPr>
-                <w:rFonts w:hint="eastAsia"/>
-              </w:rPr>
-              <w:t>INT</w:t>
-            </w:r>
-          </w:p>
-        </w:tc>
-        <w:tc>
-          <w:tcPr>
-            <w:tcW w:w="4078" w:type="dxa"/>
-          </w:tcPr>
-          <w:p>
-            <w:pPr>
-              <w:ind w:left="0"/>
-            </w:pPr>
-            <w:r>
-              <w:rPr>
-                <w:rFonts w:hint="eastAsia"/>
-              </w:rPr>
-              <w:t>int</w:t>
+            <w:tcW w:w="1555" w:type="dxa"/>
+            <w:vMerge/>
+          </w:tcPr>
+          <w:p/>
+        </w:tc>
+        <w:tc>
+          <w:tcPr>
+            <w:tcW w:w="1701" w:type="dxa"/>
+          </w:tcPr>
+          <w:p>
+            <w:r>
+              <w:rPr>
+                <w:rFonts w:hint="eastAsia"/>
+              </w:rPr>
+              <w:t>d</w:t>
+            </w:r>
+            <w:r>
+              <w:t>ecimal</w:t>
+            </w:r>
+          </w:p>
+        </w:tc>
+        <w:tc>
+          <w:tcPr>
+            <w:tcW w:w="5040" w:type="dxa"/>
+          </w:tcPr>
+          <w:p>
+            <w:r>
+              <w:rPr>
+                <w:rFonts w:hint="eastAsia"/>
+              </w:rPr>
+              <w:t>转换成</w:t>
+            </w:r>
+            <w:r>
+              <w:rPr>
+                <w:rFonts w:hint="eastAsia"/>
+              </w:rPr>
+              <w:t>d</w:t>
+            </w:r>
+            <w:r>
+              <w:t>ecimal</w:t>
+            </w:r>
+            <w:r>
+              <w:rPr>
+                <w:rFonts w:hint="eastAsia"/>
+              </w:rPr>
+              <w:t>处理</w:t>
             </w:r>
           </w:p>
         </w:tc>
@@ -2505,33 +2660,53 @@
       <w:tr>
         <w:tc>
           <w:tcPr>
-            <w:tcW w:w="4087" w:type="dxa"/>
-          </w:tcPr>
-          <w:p>
-            <w:pPr>
-              <w:ind w:left="0"/>
-            </w:pPr>
-            <w:r>
-              <w:rPr>
-                <w:rFonts w:hint="eastAsia"/>
-              </w:rPr>
-              <w:t>MEDIUMINT</w:t>
-            </w:r>
-          </w:p>
-        </w:tc>
-        <w:tc>
-          <w:tcPr>
-            <w:tcW w:w="4078" w:type="dxa"/>
-          </w:tcPr>
-          <w:p>
-            <w:pPr>
-              <w:ind w:left="0"/>
-            </w:pPr>
-            <w:r>
-              <w:rPr>
-                <w:rFonts w:hint="eastAsia"/>
-              </w:rPr>
-              <w:t>int</w:t>
+            <w:tcW w:w="1555" w:type="dxa"/>
+            <w:vMerge/>
+          </w:tcPr>
+          <w:p/>
+        </w:tc>
+        <w:tc>
+          <w:tcPr>
+            <w:tcW w:w="1701" w:type="dxa"/>
+          </w:tcPr>
+          <w:p>
+            <w:r>
+              <w:rPr>
+                <w:rFonts w:hint="eastAsia"/>
+              </w:rPr>
+              <w:t>s</w:t>
+            </w:r>
+            <w:r>
+              <w:t>tring</w:t>
+            </w:r>
+          </w:p>
+        </w:tc>
+        <w:tc>
+          <w:tcPr>
+            <w:tcW w:w="5040" w:type="dxa"/>
+          </w:tcPr>
+          <w:p>
+            <w:r>
+              <w:rPr>
+                <w:rFonts w:hint="eastAsia"/>
+              </w:rPr>
+              <w:t>如果是合法的数值类型（整型或浮点型）转换成</w:t>
+            </w:r>
+            <w:r>
+              <w:rPr>
+                <w:rFonts w:hint="eastAsia"/>
+              </w:rPr>
+              <w:lastRenderedPageBreak/>
+              <w:t>d</w:t>
+            </w:r>
+            <w:r>
+              <w:t>ecimal</w:t>
+            </w:r>
+            <w:r>
+              <w:rPr>
+                <w:rFonts w:hint="eastAsia"/>
+              </w:rPr>
+              <w:t>处理，否则条件不下压</w:t>
             </w:r>
           </w:p>
         </w:tc>
@@ -2539,39 +2714,72 @@
       <w:tr>
         <w:tc>
           <w:tcPr>
-            <w:tcW w:w="4087" w:type="dxa"/>
-          </w:tcPr>
-          <w:p>
-            <w:pPr>
-              <w:ind w:left="0"/>
-            </w:pPr>
-            <w:r>
-              <w:rPr>
-                <w:rFonts w:hint="eastAsia"/>
-              </w:rPr>
-              <w:t>BIGINT</w:t>
-            </w:r>
-          </w:p>
-        </w:tc>
-        <w:tc>
-          <w:tcPr>
-            <w:tcW w:w="4078" w:type="dxa"/>
-          </w:tcPr>
-          <w:p>
-            <w:pPr>
-              <w:ind w:left="0"/>
-            </w:pPr>
-            <w:r>
-              <w:rPr>
-                <w:rFonts w:hint="eastAsia"/>
-              </w:rPr>
-              <w:t>number long</w:t>
-            </w:r>
-            <w:r>
-              <w:rPr>
-                <w:rFonts w:hint="eastAsia"/>
-              </w:rPr>
-              <w:t>（有符号）</w:t>
+            <w:tcW w:w="1555" w:type="dxa"/>
+            <w:vMerge w:val="restart"/>
+          </w:tcPr>
+          <w:p>
+            <w:r>
+              <w:rPr>
+                <w:rFonts w:hint="eastAsia"/>
+              </w:rPr>
+              <w:lastRenderedPageBreak/>
+              <w:t>字符类型（</w:t>
+            </w:r>
+            <w:r>
+              <w:rPr>
+                <w:rFonts w:hint="eastAsia"/>
+              </w:rPr>
+              <w:t>c</w:t>
+            </w:r>
+            <w:r>
+              <w:t>har, string, text, blob</w:t>
+            </w:r>
+            <w:r>
+              <w:rPr>
+                <w:rFonts w:hint="eastAsia"/>
+              </w:rPr>
+              <w:t>）</w:t>
+            </w:r>
+          </w:p>
+        </w:tc>
+        <w:tc>
+          <w:tcPr>
+            <w:tcW w:w="1701" w:type="dxa"/>
+          </w:tcPr>
+          <w:p>
+            <w:r>
+              <w:rPr>
+                <w:rFonts w:hint="eastAsia"/>
+              </w:rPr>
+              <w:t>字符类型（</w:t>
+            </w:r>
+            <w:r>
+              <w:rPr>
+                <w:rFonts w:hint="eastAsia"/>
+              </w:rPr>
+              <w:t>c</w:t>
+            </w:r>
+            <w:r>
+              <w:t>har, string, text</w:t>
+            </w:r>
+            <w:r>
+              <w:rPr>
+                <w:rFonts w:hint="eastAsia"/>
+              </w:rPr>
+              <w:t>）</w:t>
+            </w:r>
+          </w:p>
+        </w:tc>
+        <w:tc>
+          <w:tcPr>
+            <w:tcW w:w="5040" w:type="dxa"/>
+          </w:tcPr>
+          <w:p>
+            <w:r>
+              <w:rPr>
+                <w:rFonts w:hint="eastAsia"/>
+              </w:rPr>
+              <w:t>转成字符串处理</w:t>
             </w:r>
           </w:p>
         </w:tc>
@@ -2579,33 +2787,52 @@
       <w:tr>
         <w:tc>
           <w:tcPr>
-            <w:tcW w:w="4087" w:type="dxa"/>
-          </w:tcPr>
-          <w:p>
-            <w:pPr>
-              <w:ind w:left="0"/>
-            </w:pPr>
-            <w:r>
-              <w:rPr>
-                <w:rFonts w:hint="eastAsia"/>
-              </w:rPr>
-              <w:t>DECIMAL</w:t>
-            </w:r>
-          </w:p>
-        </w:tc>
-        <w:tc>
-          <w:tcPr>
-            <w:tcW w:w="4078" w:type="dxa"/>
-          </w:tcPr>
-          <w:p>
-            <w:pPr>
-              <w:ind w:left="0"/>
-            </w:pPr>
-            <w:r>
-              <w:rPr>
-                <w:rFonts w:hint="eastAsia"/>
-              </w:rPr>
-              <w:t>decimal</w:t>
+            <w:tcW w:w="1555" w:type="dxa"/>
+            <w:vMerge/>
+          </w:tcPr>
+          <w:p/>
+        </w:tc>
+        <w:tc>
+          <w:tcPr>
+            <w:tcW w:w="1701" w:type="dxa"/>
+          </w:tcPr>
+          <w:p>
+            <w:r>
+              <w:rPr>
+                <w:rFonts w:hint="eastAsia"/>
+              </w:rPr>
+              <w:t>b</w:t>
+            </w:r>
+            <w:r>
+              <w:t>lob</w:t>
+            </w:r>
+          </w:p>
+        </w:tc>
+        <w:tc>
+          <w:tcPr>
+            <w:tcW w:w="5040" w:type="dxa"/>
+          </w:tcPr>
+          <w:p>
+            <w:r>
+              <w:rPr>
+                <w:rFonts w:hint="eastAsia"/>
+              </w:rPr>
+              <w:t>转成</w:t>
+            </w:r>
+            <w:r>
+              <w:rPr>
+                <w:rFonts w:hint="eastAsia"/>
+              </w:rPr>
+              <w:t>b</w:t>
+            </w:r>
+            <w:r>
+              <w:t>inary</w:t>
+            </w:r>
+            <w:r>
+              <w:rPr>
+                <w:rFonts w:hint="eastAsia"/>
+              </w:rPr>
+              <w:t>处理</w:t>
             </w:r>
           </w:p>
         </w:tc>
@@ -2613,33 +2840,70 @@
       <w:tr>
         <w:tc>
           <w:tcPr>
-            <w:tcW w:w="4087" w:type="dxa"/>
-          </w:tcPr>
-          <w:p>
-            <w:pPr>
-              <w:ind w:left="0"/>
-            </w:pPr>
-            <w:r>
-              <w:rPr>
-                <w:rFonts w:hint="eastAsia"/>
-              </w:rPr>
-              <w:t>FLOAT</w:t>
-            </w:r>
-          </w:p>
-        </w:tc>
-        <w:tc>
-          <w:tcPr>
-            <w:tcW w:w="4078" w:type="dxa"/>
-          </w:tcPr>
-          <w:p>
-            <w:pPr>
-              <w:ind w:left="0"/>
-            </w:pPr>
-            <w:r>
-              <w:rPr>
-                <w:rFonts w:hint="eastAsia"/>
-              </w:rPr>
-              <w:t>double</w:t>
+            <w:tcW w:w="1555" w:type="dxa"/>
+          </w:tcPr>
+          <w:p>
+            <w:r>
+              <w:rPr>
+                <w:rFonts w:hint="eastAsia"/>
+              </w:rPr>
+              <w:t>日期类型（</w:t>
+            </w:r>
+            <w:r>
+              <w:rPr>
+                <w:rFonts w:hint="eastAsia"/>
+              </w:rPr>
+              <w:t>d</w:t>
+            </w:r>
+            <w:r>
+              <w:t>ate</w:t>
+            </w:r>
+            <w:r>
+              <w:rPr>
+                <w:rFonts w:hint="eastAsia"/>
+              </w:rPr>
+              <w:t>）</w:t>
+            </w:r>
+          </w:p>
+        </w:tc>
+        <w:tc>
+          <w:tcPr>
+            <w:tcW w:w="1701" w:type="dxa"/>
+          </w:tcPr>
+          <w:p>
+            <w:r>
+              <w:rPr>
+                <w:rFonts w:hint="eastAsia"/>
+              </w:rPr>
+              <w:t>字符类型（</w:t>
+            </w:r>
+            <w:r>
+              <w:rPr>
+                <w:rFonts w:hint="eastAsia"/>
+              </w:rPr>
+              <w:t>c</w:t>
+            </w:r>
+            <w:r>
+              <w:t>har, string, text</w:t>
+            </w:r>
+            <w:r>
+              <w:rPr>
+                <w:rFonts w:hint="eastAsia"/>
+              </w:rPr>
+              <w:t>）</w:t>
+            </w:r>
+          </w:p>
+        </w:tc>
+        <w:tc>
+          <w:tcPr>
+            <w:tcW w:w="5040" w:type="dxa"/>
+          </w:tcPr>
+          <w:p>
+            <w:r>
+              <w:rPr>
+                <w:rFonts w:hint="eastAsia"/>
+              </w:rPr>
+              <w:t>如果是合法的日期类型转换成日期处理，否则条件不下压</w:t>
             </w:r>
           </w:p>
         </w:tc>
@@ -2647,290 +2911,45 @@
       <w:tr>
         <w:tc>
           <w:tcPr>
-            <w:tcW w:w="4087" w:type="dxa"/>
-          </w:tcPr>
-          <w:p>
-            <w:pPr>
-              <w:ind w:left="0"/>
-            </w:pPr>
-            <w:r>
-              <w:rPr>
-                <w:rFonts w:hint="eastAsia"/>
-              </w:rPr>
-              <w:t>DOUBLE</w:t>
-            </w:r>
-          </w:p>
-        </w:tc>
-        <w:tc>
-          <w:tcPr>
-            <w:tcW w:w="4078" w:type="dxa"/>
-          </w:tcPr>
-          <w:p>
-            <w:pPr>
-              <w:ind w:left="0"/>
-            </w:pPr>
-            <w:r>
-              <w:rPr>
-                <w:rFonts w:hint="eastAsia"/>
-              </w:rPr>
-              <w:t>double</w:t>
-            </w:r>
-          </w:p>
-        </w:tc>
-      </w:tr>
-      <w:tr>
-        <w:tc>
-          <w:tcPr>
-            <w:tcW w:w="4087" w:type="dxa"/>
-          </w:tcPr>
-          <w:p>
-            <w:pPr>
-              <w:ind w:left="0"/>
-            </w:pPr>
-            <w:r>
-              <w:rPr>
-                <w:rFonts w:hint="eastAsia"/>
-              </w:rPr>
-              <w:lastRenderedPageBreak/>
-              <w:t>TIMESTAMP</w:t>
-            </w:r>
-          </w:p>
-        </w:tc>
-        <w:tc>
-          <w:tcPr>
-            <w:tcW w:w="4078" w:type="dxa"/>
-          </w:tcPr>
-          <w:p>
-            <w:pPr>
-              <w:ind w:left="0"/>
-            </w:pPr>
-            <w:r>
-              <w:rPr>
-                <w:rFonts w:hint="eastAsia"/>
-              </w:rPr>
-              <w:t>timestamp</w:t>
-            </w:r>
-          </w:p>
-        </w:tc>
-      </w:tr>
-      <w:tr>
-        <w:tc>
-          <w:tcPr>
-            <w:tcW w:w="4087" w:type="dxa"/>
-          </w:tcPr>
-          <w:p>
-            <w:pPr>
-              <w:ind w:left="0"/>
-            </w:pPr>
-            <w:r>
-              <w:rPr>
-                <w:rFonts w:hint="eastAsia"/>
-              </w:rPr>
-              <w:t>DATE</w:t>
-            </w:r>
-          </w:p>
-        </w:tc>
-        <w:tc>
-          <w:tcPr>
-            <w:tcW w:w="4078" w:type="dxa"/>
-          </w:tcPr>
-          <w:p>
-            <w:pPr>
-              <w:ind w:left="0"/>
-            </w:pPr>
-            <w:r>
-              <w:rPr>
-                <w:rFonts w:hint="eastAsia"/>
-              </w:rPr>
-              <w:t>date</w:t>
-            </w:r>
-          </w:p>
-        </w:tc>
-      </w:tr>
-      <w:tr>
-        <w:tc>
-          <w:tcPr>
-            <w:tcW w:w="4087" w:type="dxa"/>
-          </w:tcPr>
-          <w:p>
-            <w:pPr>
-              <w:ind w:left="0"/>
-            </w:pPr>
-            <w:r>
-              <w:rPr>
-                <w:rFonts w:hint="eastAsia"/>
-              </w:rPr>
-              <w:t>DATETIME</w:t>
-            </w:r>
-          </w:p>
-        </w:tc>
-        <w:tc>
-          <w:tcPr>
-            <w:tcW w:w="4078" w:type="dxa"/>
-          </w:tcPr>
-          <w:p>
-            <w:pPr>
-              <w:ind w:left="0"/>
-            </w:pPr>
-            <w:r>
-              <w:rPr>
-                <w:rFonts w:hint="eastAsia"/>
-              </w:rPr>
-              <w:t>timestamp</w:t>
-            </w:r>
-          </w:p>
-        </w:tc>
-      </w:tr>
-      <w:tr>
-        <w:tc>
-          <w:tcPr>
-            <w:tcW w:w="4087" w:type="dxa"/>
-          </w:tcPr>
-          <w:p>
-            <w:pPr>
-              <w:ind w:left="0"/>
-            </w:pPr>
-            <w:r>
-              <w:rPr>
-                <w:rFonts w:hint="eastAsia"/>
-              </w:rPr>
-              <w:t>STRING</w:t>
-            </w:r>
-          </w:p>
-        </w:tc>
-        <w:tc>
-          <w:tcPr>
-            <w:tcW w:w="4078" w:type="dxa"/>
-          </w:tcPr>
-          <w:p>
-            <w:pPr>
-              <w:ind w:left="0"/>
-            </w:pPr>
-            <w:r>
-              <w:rPr>
-                <w:rFonts w:hint="eastAsia"/>
-              </w:rPr>
-              <w:t>string</w:t>
-            </w:r>
-          </w:p>
-        </w:tc>
-      </w:tr>
-      <w:tr>
-        <w:tc>
-          <w:tcPr>
-            <w:tcW w:w="4087" w:type="dxa"/>
-          </w:tcPr>
-          <w:p>
-            <w:pPr>
-              <w:ind w:left="0"/>
-            </w:pPr>
-            <w:r>
-              <w:rPr>
-                <w:rFonts w:hint="eastAsia"/>
-              </w:rPr>
-              <w:t>VAR_STRING</w:t>
-            </w:r>
-          </w:p>
-        </w:tc>
-        <w:tc>
-          <w:tcPr>
-            <w:tcW w:w="4078" w:type="dxa"/>
-          </w:tcPr>
-          <w:p>
-            <w:pPr>
-              <w:ind w:left="0"/>
-            </w:pPr>
-            <w:r>
-              <w:rPr>
-                <w:rFonts w:hint="eastAsia"/>
-              </w:rPr>
-              <w:t>string</w:t>
-            </w:r>
-          </w:p>
-        </w:tc>
-      </w:tr>
-      <w:tr>
-        <w:tc>
-          <w:tcPr>
-            <w:tcW w:w="4087" w:type="dxa"/>
-          </w:tcPr>
-          <w:p>
-            <w:pPr>
-              <w:ind w:left="0"/>
-            </w:pPr>
-            <w:r>
-              <w:rPr>
-                <w:rFonts w:hint="eastAsia"/>
-              </w:rPr>
-              <w:t>TEXT</w:t>
-            </w:r>
-          </w:p>
-        </w:tc>
-        <w:tc>
-          <w:tcPr>
-            <w:tcW w:w="4078" w:type="dxa"/>
-          </w:tcPr>
-          <w:p>
-            <w:pPr>
-              <w:ind w:left="0"/>
-            </w:pPr>
-            <w:r>
-              <w:rPr>
-                <w:rFonts w:hint="eastAsia"/>
-              </w:rPr>
-              <w:t>string</w:t>
-            </w:r>
-          </w:p>
-        </w:tc>
-      </w:tr>
-      <w:tr>
-        <w:tc>
-          <w:tcPr>
-            <w:tcW w:w="4087" w:type="dxa"/>
-          </w:tcPr>
-          <w:p>
-            <w:pPr>
-              <w:ind w:left="0"/>
-              <w:rPr>
-                <w:rFonts w:hint="eastAsia"/>
-              </w:rPr>
-            </w:pPr>
-            <w:r>
-              <w:rPr>
-                <w:rFonts w:hint="eastAsia"/>
-              </w:rPr>
-              <w:t>BLOB</w:t>
-            </w:r>
-          </w:p>
-        </w:tc>
-        <w:tc>
-          <w:tcPr>
-            <w:tcW w:w="4078" w:type="dxa"/>
-          </w:tcPr>
-          <w:p>
-            <w:pPr>
-              <w:ind w:left="0"/>
-              <w:rPr>
-                <w:rFonts w:hint="eastAsia"/>
-              </w:rPr>
-            </w:pPr>
-            <w:r>
-              <w:rPr>
-                <w:rFonts w:hint="eastAsia"/>
-              </w:rPr>
-              <w:t>binary</w:t>
-            </w:r>
-            <w:r>
-              <w:rPr>
-                <w:rFonts w:hint="eastAsia"/>
-              </w:rPr>
-              <w:t>（不支持</w:t>
-            </w:r>
-            <w:r>
-              <w:rPr>
-                <w:rFonts w:hint="eastAsia"/>
-              </w:rPr>
-              <w:t>in</w:t>
+            <w:tcW w:w="1555" w:type="dxa"/>
+          </w:tcPr>
+          <w:p>
+            <w:r>
+              <w:rPr>
+                <w:rFonts w:hint="eastAsia"/>
+              </w:rPr>
+              <w:t>时间戳类型</w:t>
+            </w:r>
+            <w:r>
+              <w:rPr>
+                <w:rFonts w:hint="eastAsia"/>
+              </w:rPr>
+              <w:t>(</w:t>
+            </w:r>
+            <w:r>
+              <w:t>timestamp, datetime)</w:t>
+            </w:r>
+          </w:p>
+        </w:tc>
+        <w:tc>
+          <w:tcPr>
+            <w:tcW w:w="1701" w:type="dxa"/>
+          </w:tcPr>
+          <w:p>
+            <w:r>
+              <w:rPr>
+                <w:rFonts w:hint="eastAsia"/>
+              </w:rPr>
+              <w:t>字符类型（</w:t>
+            </w:r>
+            <w:r>
+              <w:rPr>
+                <w:rFonts w:hint="eastAsia"/>
+              </w:rPr>
+              <w:t>c</w:t>
+            </w:r>
+            <w:r>
+              <w:t>har, string, text</w:t>
             </w:r>
             <w:r>
               <w:rPr>
@@ -2940,55 +2959,55 @@
             </w:r>
           </w:p>
         </w:tc>
-      </w:tr>
-      <w:tr>
-        <w:tc>
-          <w:tcPr>
-            <w:tcW w:w="4087" w:type="dxa"/>
-          </w:tcPr>
-          <w:p>
-            <w:pPr>
-              <w:ind w:left="0"/>
-            </w:pPr>
-            <w:r>
-              <w:rPr>
-                <w:rFonts w:hint="eastAsia"/>
-              </w:rPr>
-              <w:t>CHAR</w:t>
-            </w:r>
-          </w:p>
-        </w:tc>
-        <w:tc>
-          <w:tcPr>
-            <w:tcW w:w="4078" w:type="dxa"/>
-          </w:tcPr>
-          <w:p>
-            <w:pPr>
-              <w:ind w:left="0"/>
-            </w:pPr>
-            <w:r>
-              <w:rPr>
-                <w:rFonts w:hint="eastAsia"/>
-              </w:rPr>
-              <w:t>string</w:t>
+        <w:tc>
+          <w:tcPr>
+            <w:tcW w:w="5040" w:type="dxa"/>
+          </w:tcPr>
+          <w:p>
+            <w:r>
+              <w:rPr>
+                <w:rFonts w:hint="eastAsia"/>
+              </w:rPr>
+              <w:t>如果是合法的时间类型并且时间范围在</w:t>
+            </w:r>
+            <w:r>
+              <w:rPr>
+                <w:rFonts w:hint="eastAsia"/>
+              </w:rPr>
+              <w:t>1</w:t>
+            </w:r>
+            <w:r>
+              <w:t>902</w:t>
+            </w:r>
+            <w:r>
+              <w:rPr>
+                <w:rFonts w:hint="eastAsia"/>
+              </w:rPr>
+              <w:t>年</w:t>
+            </w:r>
+            <w:r>
+              <w:rPr>
+                <w:rFonts w:hint="eastAsia"/>
+              </w:rPr>
+              <w:t>~</w:t>
+            </w:r>
+            <w:r>
+              <w:t>2037</w:t>
+            </w:r>
+            <w:r>
+              <w:rPr>
+                <w:rFonts w:hint="eastAsia"/>
+              </w:rPr>
+              <w:t>内则转换成时间戳处理，否则条件不下压</w:t>
             </w:r>
           </w:p>
         </w:tc>
       </w:tr>
     </w:tbl>
-    <w:p>
-      <w:pPr>
-        <w:rPr>
-          <w:rFonts w:hint="eastAsia"/>
-        </w:rPr>
-      </w:pPr>
-    </w:p>
+    <w:p/>
     <w:p>
       <w:pPr>
         <w:pStyle w:val="Heading4"/>
-        <w:rPr>
-          <w:rFonts w:hint="eastAsia"/>
-        </w:rPr>
       </w:pPr>
       <w:r>
         <w:rPr>
@@ -3194,9 +3213,6 @@
           <w:p>
             <w:pPr>
               <w:ind w:left="0"/>
-              <w:rPr>
-                <w:rFonts w:hint="eastAsia"/>
-              </w:rPr>
             </w:pPr>
             <w:r>
               <w:rPr>
@@ -3231,9 +3247,6 @@
           <w:p>
             <w:pPr>
               <w:ind w:left="0"/>
-              <w:rPr>
-                <w:rFonts w:hint="eastAsia"/>
-              </w:rPr>
             </w:pPr>
             <w:r>
               <w:rPr>
@@ -3250,9 +3263,6 @@
           <w:p>
             <w:pPr>
               <w:ind w:left="0"/>
-              <w:rPr>
-                <w:rFonts w:hint="eastAsia"/>
-              </w:rPr>
             </w:pPr>
             <w:r>
               <w:rPr>
@@ -3271,9 +3281,6 @@
           <w:p>
             <w:pPr>
               <w:ind w:left="0"/>
-              <w:rPr>
-                <w:rFonts w:hint="eastAsia"/>
-              </w:rPr>
             </w:pPr>
             <w:r>
               <w:rPr>
@@ -3290,9 +3297,6 @@
           <w:p>
             <w:pPr>
               <w:ind w:left="0"/>
-              <w:rPr>
-                <w:rFonts w:hint="eastAsia"/>
-              </w:rPr>
             </w:pPr>
             <w:r>
               <w:rPr>
@@ -3311,9 +3315,6 @@
           <w:p>
             <w:pPr>
               <w:ind w:left="0"/>
-              <w:rPr>
-                <w:rFonts w:hint="eastAsia"/>
-              </w:rPr>
             </w:pPr>
             <w:r>
               <w:rPr>
@@ -3330,9 +3331,6 @@
           <w:p>
             <w:pPr>
               <w:ind w:left="0"/>
-              <w:rPr>
-                <w:rFonts w:hint="eastAsia"/>
-              </w:rPr>
             </w:pPr>
             <w:r>
               <w:rPr>
@@ -3351,9 +3349,6 @@
           <w:p>
             <w:pPr>
               <w:ind w:left="0"/>
-              <w:rPr>
-                <w:rFonts w:hint="eastAsia"/>
-              </w:rPr>
             </w:pPr>
             <w:r>
               <w:rPr>
@@ -3370,9 +3365,6 @@
           <w:p>
             <w:pPr>
               <w:ind w:left="0"/>
-              <w:rPr>
-                <w:rFonts w:hint="eastAsia"/>
-              </w:rPr>
             </w:pPr>
             <w:r>
               <w:rPr>
@@ -3391,9 +3383,6 @@
           <w:p>
             <w:pPr>
               <w:ind w:left="0"/>
-              <w:rPr>
-                <w:rFonts w:hint="eastAsia"/>
-              </w:rPr>
             </w:pPr>
             <w:r>
               <w:rPr>
@@ -3410,9 +3399,6 @@
           <w:p>
             <w:pPr>
               <w:ind w:left="0"/>
-              <w:rPr>
-                <w:rFonts w:hint="eastAsia"/>
-              </w:rPr>
             </w:pPr>
             <w:r>
               <w:rPr>
@@ -3431,9 +3417,6 @@
           <w:p>
             <w:pPr>
               <w:ind w:left="0"/>
-              <w:rPr>
-                <w:rFonts w:hint="eastAsia"/>
-              </w:rPr>
             </w:pPr>
             <w:r>
               <w:rPr>
@@ -3450,9 +3433,6 @@
           <w:p>
             <w:pPr>
               <w:ind w:left="0"/>
-              <w:rPr>
-                <w:rFonts w:hint="eastAsia"/>
-              </w:rPr>
             </w:pPr>
             <w:r>
               <w:rPr>
@@ -3476,9 +3456,6 @@
           <w:p>
             <w:pPr>
               <w:ind w:left="0"/>
-              <w:rPr>
-                <w:rFonts w:hint="eastAsia"/>
-              </w:rPr>
             </w:pPr>
             <w:r>
               <w:rPr>
@@ -3496,9 +3473,6 @@
           <w:p>
             <w:pPr>
               <w:ind w:left="0"/>
-              <w:rPr>
-                <w:rFonts w:hint="eastAsia"/>
-              </w:rPr>
             </w:pPr>
             <w:r>
               <w:rPr>
@@ -3517,9 +3491,6 @@
           <w:p>
             <w:pPr>
               <w:ind w:left="0"/>
-              <w:rPr>
-                <w:rFonts w:hint="eastAsia"/>
-              </w:rPr>
             </w:pPr>
             <w:r>
               <w:rPr>
@@ -3536,9 +3507,6 @@
           <w:p>
             <w:pPr>
               <w:ind w:left="0"/>
-              <w:rPr>
-                <w:rFonts w:hint="eastAsia"/>
-              </w:rPr>
             </w:pPr>
             <w:r>
               <w:rPr>
@@ -3550,9 +3518,6 @@
           <w:p>
             <w:pPr>
               <w:ind w:left="0"/>
-              <w:rPr>
-                <w:rFonts w:hint="eastAsia"/>
-              </w:rPr>
             </w:pPr>
             <w:r>
               <w:rPr>
@@ -3564,9 +3529,6 @@
           <w:p>
             <w:pPr>
               <w:ind w:left="0"/>
-              <w:rPr>
-                <w:rFonts w:hint="eastAsia"/>
-              </w:rPr>
             </w:pPr>
             <w:r>
               <w:rPr>
@@ -3593,9 +3555,6 @@
     <w:p>
       <w:pPr>
         <w:pStyle w:val="Heading4"/>
-        <w:rPr>
-          <w:rFonts w:hint="eastAsia"/>
-        </w:rPr>
       </w:pPr>
       <w:r>
         <w:rPr>
@@ -3605,11 +3564,6 @@
       </w:r>
     </w:p>
     <w:p>
-      <w:pPr>
-        <w:rPr>
-          <w:rFonts w:hint="eastAsia"/>
-        </w:rPr>
-      </w:pPr>
       <w:r>
         <w:rPr>
           <w:rFonts w:hint="eastAsia"/>
@@ -3618,11 +3572,6 @@
       </w:r>
     </w:p>
     <w:p>
-      <w:pPr>
-        <w:rPr>
-          <w:rFonts w:hint="eastAsia"/>
-        </w:rPr>
-      </w:pPr>
       <w:r>
         <w:rPr>
           <w:rFonts w:hint="eastAsia"/>
@@ -3637,11 +3586,6 @@
       </w:r>
     </w:p>
     <w:p>
-      <w:pPr>
-        <w:rPr>
-          <w:rFonts w:hint="eastAsia"/>
-        </w:rPr>
-      </w:pPr>
       <w:r>
         <w:rPr>
           <w:rFonts w:hint="eastAsia"/>
@@ -3692,11 +3636,6 @@
       </w:r>
     </w:p>
     <w:p>
-      <w:pPr>
-        <w:rPr>
-          <w:rFonts w:hint="eastAsia"/>
-        </w:rPr>
-      </w:pPr>
       <w:r>
         <w:rPr>
           <w:rFonts w:hint="eastAsia"/>
@@ -3777,11 +3716,6 @@
       </w:r>
     </w:p>
     <w:p>
-      <w:pPr>
-        <w:rPr>
-          <w:rFonts w:hint="eastAsia"/>
-        </w:rPr>
-      </w:pPr>
       <w:r>
         <w:rPr>
           <w:rFonts w:hint="eastAsia"/>
@@ -3846,11 +3780,6 @@
       </w:r>
     </w:p>
     <w:p>
-      <w:pPr>
-        <w:rPr>
-          <w:rFonts w:hint="eastAsia"/>
-        </w:rPr>
-      </w:pPr>
       <w:r>
         <w:rPr>
           <w:rFonts w:hint="eastAsia"/>
@@ -3974,11 +3903,6 @@
       </w:r>
     </w:p>
     <w:p>
-      <w:pPr>
-        <w:rPr>
-          <w:rFonts w:hint="eastAsia"/>
-        </w:rPr>
-      </w:pPr>
       <w:r>
         <w:rPr>
           <w:rFonts w:hint="eastAsia"/>
@@ -4006,24 +3930,105 @@
         <w:t>field_item("abc")  field_item("efg")</w:t>
       </w:r>
     </w:p>
+    <w:p/>
+    <w:p/>
     <w:p>
       <w:pPr>
         <w:rPr>
-          <w:rFonts w:hint="eastAsia"/>
+          <w:b/>
         </w:rPr>
       </w:pPr>
+      <w:r>
+        <w:rPr>
+          <w:rFonts w:hint="eastAsia"/>
+          <w:b/>
+        </w:rPr>
+        <w:t>在解析</w:t>
+      </w:r>
+      <w:r>
+        <w:rPr>
+          <w:rFonts w:hint="eastAsia"/>
+          <w:b/>
+        </w:rPr>
+        <w:t>mysql</w:t>
+      </w:r>
+      <w:r>
+        <w:rPr>
+          <w:rFonts w:hint="eastAsia"/>
+          <w:b/>
+        </w:rPr>
+        <w:t>条件树结构时</w:t>
+      </w:r>
+      <w:r>
+        <w:rPr>
+          <w:rFonts w:hint="eastAsia"/>
+          <w:b/>
+        </w:rPr>
+        <w:t>：</w:t>
+      </w:r>
+    </w:p>
+    <w:p>
+      <w:r>
+        <w:rPr>
+          <w:rFonts w:hint="eastAsia"/>
+        </w:rPr>
+        <w:t>（</w:t>
+      </w:r>
+      <w:r>
+        <w:rPr>
+          <w:rFonts w:hint="eastAsia"/>
+        </w:rPr>
+        <w:t>1</w:t>
+      </w:r>
+      <w:r>
+        <w:rPr>
+          <w:rFonts w:hint="eastAsia"/>
+        </w:rPr>
+        <w:t>）</w:t>
+      </w:r>
+      <w:r>
+        <w:rPr>
+          <w:rFonts w:hint="eastAsia"/>
+        </w:rPr>
+        <w:t>前</w:t>
+      </w:r>
+      <w:r>
+        <w:rPr>
+          <w:rFonts w:hint="eastAsia"/>
+        </w:rPr>
+        <w:t>根遍历</w:t>
+      </w:r>
+    </w:p>
+    <w:p>
+      <w:r>
+        <w:rPr>
+          <w:rFonts w:hint="eastAsia"/>
+        </w:rPr>
+        <w:t>（</w:t>
+      </w:r>
+      <w:r>
+        <w:rPr>
+          <w:rFonts w:hint="eastAsia"/>
+        </w:rPr>
+        <w:t>2</w:t>
+      </w:r>
+      <w:r>
+        <w:rPr>
+          <w:rFonts w:hint="eastAsia"/>
+        </w:rPr>
+        <w:t>）栈的结构存放节点</w:t>
+      </w:r>
     </w:p>
     <w:p>
       <w:pPr>
         <w:rPr>
-          <w:rFonts w:hint="eastAsia"/>
+          <w:b/>
         </w:rPr>
       </w:pPr>
     </w:p>
     <w:p>
       <w:pPr>
         <w:rPr>
-          <w:rFonts w:hint="eastAsia"/>
           <w:b/>
         </w:rPr>
       </w:pPr>
@@ -4032,37 +4037,10 @@
           <w:rFonts w:hint="eastAsia"/>
           <w:b/>
         </w:rPr>
-        <w:lastRenderedPageBreak/>
-        <w:t>在解析</w:t>
-      </w:r>
-      <w:r>
-        <w:rPr>
-          <w:rFonts w:hint="eastAsia"/>
-          <w:b/>
-        </w:rPr>
-        <w:t>mysql</w:t>
-      </w:r>
-      <w:r>
-        <w:rPr>
-          <w:rFonts w:hint="eastAsia"/>
-          <w:b/>
-        </w:rPr>
-        <w:t>条件树结构时</w:t>
-      </w:r>
-      <w:r>
-        <w:rPr>
-          <w:rFonts w:hint="eastAsia"/>
-          <w:b/>
-        </w:rPr>
-        <w:t>：</w:t>
-      </w:r>
-    </w:p>
-    <w:p>
-      <w:pPr>
-        <w:rPr>
-          <w:rFonts w:hint="eastAsia"/>
-        </w:rPr>
-      </w:pPr>
+        <w:t>遍历流程：</w:t>
+      </w:r>
+    </w:p>
+    <w:p>
       <w:r>
         <w:rPr>
           <w:rFonts w:hint="eastAsia"/>
@@ -4079,857 +4057,702 @@
         <w:rPr>
           <w:rFonts w:hint="eastAsia"/>
         </w:rPr>
+        <w:t>）获取“</w:t>
+      </w:r>
+      <w:r>
+        <w:rPr>
+          <w:rFonts w:hint="eastAsia"/>
+        </w:rPr>
+        <w:t>and</w:t>
+      </w:r>
+      <w:r>
+        <w:rPr>
+          <w:rFonts w:hint="eastAsia"/>
+        </w:rPr>
+        <w:t>”节点</w:t>
+      </w:r>
+      <w:r>
+        <w:rPr>
+          <w:rFonts w:hint="eastAsia"/>
+        </w:rPr>
+        <w:t>，并创建“</w:t>
+      </w:r>
+      <w:r>
+        <w:rPr>
+          <w:rFonts w:hint="eastAsia"/>
+        </w:rPr>
+        <w:t>sdb_and</w:t>
+      </w:r>
+      <w:r>
+        <w:rPr>
+          <w:rFonts w:hint="eastAsia"/>
+        </w:rPr>
+        <w:t>”节点</w:t>
+      </w:r>
+    </w:p>
+    <w:p>
+      <w:r>
+        <w:rPr>
+          <w:rFonts w:hint="eastAsia"/>
+        </w:rPr>
+        <w:t>（</w:t>
+      </w:r>
+      <w:r>
+        <w:rPr>
+          <w:rFonts w:hint="eastAsia"/>
+        </w:rPr>
+        <w:t>2</w:t>
+      </w:r>
+      <w:r>
+        <w:rPr>
+          <w:rFonts w:hint="eastAsia"/>
+        </w:rPr>
+        <w:t>）获取“</w:t>
+      </w:r>
+      <w:r>
+        <w:rPr>
+          <w:rFonts w:hint="eastAsia"/>
+        </w:rPr>
+        <w:t>and</w:t>
+      </w:r>
+      <w:r>
+        <w:rPr>
+          <w:rFonts w:hint="eastAsia"/>
+        </w:rPr>
+        <w:t>”的子节点“</w:t>
+      </w:r>
+      <w:r>
+        <w:rPr>
+          <w:rFonts w:hint="eastAsia"/>
+        </w:rPr>
+        <w:t>=</w:t>
+      </w:r>
+      <w:r>
+        <w:rPr>
+          <w:rFonts w:hint="eastAsia"/>
+        </w:rPr>
+        <w:t>”</w:t>
+      </w:r>
+      <w:r>
+        <w:rPr>
+          <w:rFonts w:hint="eastAsia"/>
+        </w:rPr>
+        <w:t>，并创建“</w:t>
+      </w:r>
+      <w:r>
+        <w:rPr>
+          <w:rFonts w:hint="eastAsia"/>
+        </w:rPr>
+        <w:t>sdb_eq</w:t>
+      </w:r>
+      <w:r>
+        <w:rPr>
+          <w:rFonts w:hint="eastAsia"/>
+        </w:rPr>
+        <w:t>”节点</w:t>
+      </w:r>
+    </w:p>
+    <w:p>
+      <w:r>
+        <w:rPr>
+          <w:rFonts w:hint="eastAsia"/>
+        </w:rPr>
+        <w:t>（</w:t>
+      </w:r>
+      <w:r>
+        <w:rPr>
+          <w:rFonts w:hint="eastAsia"/>
+        </w:rPr>
+        <w:t>3</w:t>
+      </w:r>
+      <w:r>
+        <w:rPr>
+          <w:rFonts w:hint="eastAsia"/>
+        </w:rPr>
+        <w:t>）“</w:t>
+      </w:r>
+      <w:r>
+        <w:rPr>
+          <w:rFonts w:hint="eastAsia"/>
+        </w:rPr>
+        <w:t>=</w:t>
+      </w:r>
+      <w:r>
+        <w:rPr>
+          <w:rFonts w:hint="eastAsia"/>
+        </w:rPr>
+        <w:t>”为函数，将“</w:t>
+      </w:r>
+      <w:r>
+        <w:rPr>
+          <w:rFonts w:hint="eastAsia"/>
+        </w:rPr>
+        <w:t>sdb_</w:t>
+      </w:r>
+      <w:r>
+        <w:rPr>
+          <w:rFonts w:hint="eastAsia"/>
+        </w:rPr>
+        <w:t>and</w:t>
+      </w:r>
+      <w:r>
+        <w:rPr>
+          <w:rFonts w:hint="eastAsia"/>
+        </w:rPr>
+        <w:t>”节点压入栈</w:t>
+      </w:r>
+    </w:p>
+    <w:p>
+      <w:r>
+        <w:rPr>
+          <w:rFonts w:hint="eastAsia"/>
+        </w:rPr>
+        <w:t>（</w:t>
+      </w:r>
+      <w:r>
+        <w:rPr>
+          <w:rFonts w:hint="eastAsia"/>
+        </w:rPr>
+        <w:t>4</w:t>
+      </w:r>
+      <w:r>
+        <w:rPr>
+          <w:rFonts w:hint="eastAsia"/>
+        </w:rPr>
+        <w:t>）获取“</w:t>
+      </w:r>
+      <w:r>
+        <w:rPr>
+          <w:rFonts w:hint="eastAsia"/>
+        </w:rPr>
+        <w:t>=</w:t>
+      </w:r>
+      <w:r>
+        <w:rPr>
+          <w:rFonts w:hint="eastAsia"/>
+        </w:rPr>
+        <w:t>”的子节点“</w:t>
+      </w:r>
+      <w:r>
+        <w:rPr>
+          <w:rFonts w:hint="eastAsia"/>
+        </w:rPr>
+        <w:t>a</w:t>
+      </w:r>
+      <w:r>
+        <w:rPr>
+          <w:rFonts w:hint="eastAsia"/>
+        </w:rPr>
+        <w:t>”</w:t>
+      </w:r>
+    </w:p>
+    <w:p>
+      <w:r>
+        <w:rPr>
+          <w:rFonts w:hint="eastAsia"/>
+        </w:rPr>
+        <w:t>（</w:t>
+      </w:r>
+      <w:r>
+        <w:rPr>
+          <w:rFonts w:hint="eastAsia"/>
+        </w:rPr>
+        <w:t>5</w:t>
+      </w:r>
+      <w:r>
+        <w:rPr>
+          <w:rFonts w:hint="eastAsia"/>
+        </w:rPr>
+        <w:t>）“</w:t>
+      </w:r>
+      <w:r>
+        <w:rPr>
+          <w:rFonts w:hint="eastAsia"/>
+        </w:rPr>
+        <w:t>a</w:t>
+      </w:r>
+      <w:r>
+        <w:rPr>
+          <w:rFonts w:hint="eastAsia"/>
+        </w:rPr>
+        <w:t>”为</w:t>
+      </w:r>
+      <w:r>
+        <w:rPr>
+          <w:rFonts w:hint="eastAsia"/>
+        </w:rPr>
+        <w:t>field</w:t>
+      </w:r>
+      <w:r>
+        <w:rPr>
+          <w:rFonts w:hint="eastAsia"/>
+        </w:rPr>
+        <w:t>节点，继续获取“</w:t>
+      </w:r>
+      <w:r>
+        <w:rPr>
+          <w:rFonts w:hint="eastAsia"/>
+        </w:rPr>
+        <w:t>=</w:t>
+      </w:r>
+      <w:r>
+        <w:rPr>
+          <w:rFonts w:hint="eastAsia"/>
+        </w:rPr>
+        <w:t>”的子节点“</w:t>
+      </w:r>
+      <w:r>
+        <w:rPr>
+          <w:rFonts w:hint="eastAsia"/>
+        </w:rPr>
+        <w:t>100</w:t>
+      </w:r>
+      <w:r>
+        <w:rPr>
+          <w:rFonts w:hint="eastAsia"/>
+        </w:rPr>
+        <w:t>”</w:t>
+      </w:r>
+    </w:p>
+    <w:p>
+      <w:r>
+        <w:rPr>
+          <w:rFonts w:hint="eastAsia"/>
+        </w:rPr>
+        <w:t>（</w:t>
+      </w:r>
+      <w:r>
+        <w:rPr>
+          <w:rFonts w:hint="eastAsia"/>
+        </w:rPr>
+        <w:t>6</w:t>
+      </w:r>
+      <w:r>
+        <w:rPr>
+          <w:rFonts w:hint="eastAsia"/>
+        </w:rPr>
+        <w:t>）“</w:t>
+      </w:r>
+      <w:r>
+        <w:rPr>
+          <w:rFonts w:hint="eastAsia"/>
+        </w:rPr>
+        <w:t>=</w:t>
+      </w:r>
+      <w:r>
+        <w:rPr>
+          <w:rFonts w:hint="eastAsia"/>
+        </w:rPr>
+        <w:t>”的子节点遍历完</w:t>
+      </w:r>
+      <w:r>
+        <w:rPr>
+          <w:rFonts w:hint="eastAsia"/>
+        </w:rPr>
+        <w:t>成</w:t>
+      </w:r>
+    </w:p>
+    <w:p>
+      <w:r>
+        <w:rPr>
+          <w:rFonts w:hint="eastAsia"/>
+        </w:rPr>
+        <w:t>（</w:t>
+      </w:r>
+      <w:r>
+        <w:rPr>
+          <w:rFonts w:hint="eastAsia"/>
+        </w:rPr>
+        <w:t>7</w:t>
+      </w:r>
+      <w:r>
+        <w:rPr>
+          <w:rFonts w:hint="eastAsia"/>
+        </w:rPr>
+        <w:t>）将</w:t>
+      </w:r>
+      <w:r>
+        <w:rPr>
+          <w:rFonts w:hint="eastAsia"/>
+        </w:rPr>
+        <w:t>sdb_and</w:t>
+      </w:r>
+      <w:r>
+        <w:rPr>
+          <w:rFonts w:hint="eastAsia"/>
+        </w:rPr>
+        <w:t>节点弹出栈，将</w:t>
+      </w:r>
+      <w:r>
+        <w:rPr>
+          <w:rFonts w:hint="eastAsia"/>
+        </w:rPr>
+        <w:t>sdb_eq</w:t>
+      </w:r>
+      <w:r>
+        <w:rPr>
+          <w:rFonts w:hint="eastAsia"/>
+        </w:rPr>
+        <w:t>添加到</w:t>
+      </w:r>
+      <w:r>
+        <w:rPr>
+          <w:rFonts w:hint="eastAsia"/>
+        </w:rPr>
+        <w:t>sdb_and</w:t>
+      </w:r>
+      <w:r>
+        <w:rPr>
+          <w:rFonts w:hint="eastAsia"/>
+        </w:rPr>
+        <w:t>的子节点中</w:t>
+      </w:r>
+    </w:p>
+    <w:p>
+      <w:r>
+        <w:rPr>
+          <w:rFonts w:hint="eastAsia"/>
+        </w:rPr>
+        <w:t>（</w:t>
+      </w:r>
+      <w:r>
+        <w:rPr>
+          <w:rFonts w:hint="eastAsia"/>
+        </w:rPr>
+        <w:t>8</w:t>
+      </w:r>
+      <w:r>
+        <w:rPr>
+          <w:rFonts w:hint="eastAsia"/>
+        </w:rPr>
+        <w:t>）继续获取“</w:t>
+      </w:r>
+      <w:r>
+        <w:rPr>
+          <w:rFonts w:hint="eastAsia"/>
+        </w:rPr>
+        <w:t>and</w:t>
+      </w:r>
+      <w:r>
+        <w:rPr>
+          <w:rFonts w:hint="eastAsia"/>
+        </w:rPr>
+        <w:t>”的子节点“</w:t>
+      </w:r>
+      <w:r>
+        <w:rPr>
+          <w:rFonts w:hint="eastAsia"/>
+        </w:rPr>
+        <w:t>in</w:t>
+      </w:r>
+      <w:r>
+        <w:rPr>
+          <w:rFonts w:hint="eastAsia"/>
+        </w:rPr>
+        <w:t>”，并创建“</w:t>
+      </w:r>
+      <w:r>
+        <w:rPr>
+          <w:rFonts w:hint="eastAsia"/>
+        </w:rPr>
+        <w:t>sdb_in</w:t>
+      </w:r>
+      <w:r>
+        <w:rPr>
+          <w:rFonts w:hint="eastAsia"/>
+        </w:rPr>
+        <w:t>”节点</w:t>
+      </w:r>
+    </w:p>
+    <w:p>
+      <w:r>
+        <w:rPr>
+          <w:rFonts w:hint="eastAsia"/>
+        </w:rPr>
+        <w:t>（</w:t>
+      </w:r>
+      <w:r>
+        <w:rPr>
+          <w:rFonts w:hint="eastAsia"/>
+        </w:rPr>
+        <w:t>9</w:t>
+      </w:r>
+      <w:r>
+        <w:rPr>
+          <w:rFonts w:hint="eastAsia"/>
+        </w:rPr>
+        <w:t>）“</w:t>
+      </w:r>
+      <w:r>
+        <w:rPr>
+          <w:rFonts w:hint="eastAsia"/>
+        </w:rPr>
+        <w:t>in</w:t>
+      </w:r>
+      <w:r>
+        <w:rPr>
+          <w:rFonts w:hint="eastAsia"/>
+        </w:rPr>
+        <w:t>”为函数，将“</w:t>
+      </w:r>
+      <w:r>
+        <w:rPr>
+          <w:rFonts w:hint="eastAsia"/>
+        </w:rPr>
+        <w:t>sdb_and</w:t>
+      </w:r>
+      <w:r>
+        <w:rPr>
+          <w:rFonts w:hint="eastAsia"/>
+        </w:rPr>
+        <w:t>”节点压入栈</w:t>
+      </w:r>
+    </w:p>
+    <w:p>
+      <w:r>
+        <w:rPr>
+          <w:rFonts w:hint="eastAsia"/>
+        </w:rPr>
+        <w:t>（</w:t>
+      </w:r>
+      <w:r>
+        <w:rPr>
+          <w:rFonts w:hint="eastAsia"/>
+        </w:rPr>
+        <w:t>10</w:t>
+      </w:r>
+      <w:r>
+        <w:rPr>
+          <w:rFonts w:hint="eastAsia"/>
+        </w:rPr>
+        <w:t>）获取“</w:t>
+      </w:r>
+      <w:r>
+        <w:rPr>
+          <w:rFonts w:hint="eastAsia"/>
+        </w:rPr>
+        <w:t>in</w:t>
+      </w:r>
+      <w:r>
+        <w:rPr>
+          <w:rFonts w:hint="eastAsia"/>
+        </w:rPr>
+        <w:t>”的子节点“</w:t>
+      </w:r>
+      <w:r>
+        <w:rPr>
+          <w:rFonts w:hint="eastAsia"/>
+        </w:rPr>
+        <w:t>b</w:t>
+      </w:r>
+      <w:r>
+        <w:rPr>
+          <w:rFonts w:hint="eastAsia"/>
+        </w:rPr>
+        <w:t>”</w:t>
+      </w:r>
+    </w:p>
+    <w:p>
+      <w:r>
+        <w:rPr>
+          <w:rFonts w:hint="eastAsia"/>
+        </w:rPr>
+        <w:t>（</w:t>
+      </w:r>
+      <w:r>
+        <w:rPr>
+          <w:rFonts w:hint="eastAsia"/>
+        </w:rPr>
+        <w:t>11</w:t>
+      </w:r>
+      <w:r>
+        <w:rPr>
+          <w:rFonts w:hint="eastAsia"/>
+        </w:rPr>
+        <w:t>）“</w:t>
+      </w:r>
+      <w:r>
+        <w:rPr>
+          <w:rFonts w:hint="eastAsia"/>
+        </w:rPr>
+        <w:t>b</w:t>
+      </w:r>
+      <w:r>
+        <w:rPr>
+          <w:rFonts w:hint="eastAsia"/>
+        </w:rPr>
+        <w:t>”为</w:t>
+      </w:r>
+      <w:r>
+        <w:rPr>
+          <w:rFonts w:hint="eastAsia"/>
+        </w:rPr>
+        <w:t>field</w:t>
+      </w:r>
+      <w:r>
+        <w:rPr>
+          <w:rFonts w:hint="eastAsia"/>
+        </w:rPr>
+        <w:t>节点，继续获取“</w:t>
+      </w:r>
+      <w:r>
+        <w:rPr>
+          <w:rFonts w:hint="eastAsia"/>
+        </w:rPr>
+        <w:t>in</w:t>
+      </w:r>
+      <w:r>
+        <w:rPr>
+          <w:rFonts w:hint="eastAsia"/>
+        </w:rPr>
+        <w:t>”的子节点“</w:t>
+      </w:r>
+      <w:r>
+        <w:rPr>
+          <w:rFonts w:hint="eastAsia"/>
+        </w:rPr>
+        <w:t>abc</w:t>
+      </w:r>
+      <w:r>
+        <w:rPr>
+          <w:rFonts w:hint="eastAsia"/>
+        </w:rPr>
+        <w:t>”以及“</w:t>
+      </w:r>
+      <w:r>
+        <w:rPr>
+          <w:rFonts w:hint="eastAsia"/>
+        </w:rPr>
+        <w:t>efg</w:t>
+      </w:r>
+      <w:r>
+        <w:rPr>
+          <w:rFonts w:hint="eastAsia"/>
+        </w:rPr>
+        <w:t>”</w:t>
+      </w:r>
+    </w:p>
+    <w:p>
+      <w:r>
+        <w:rPr>
+          <w:rFonts w:hint="eastAsia"/>
+        </w:rPr>
+        <w:t>（</w:t>
+      </w:r>
+      <w:r>
+        <w:rPr>
+          <w:rFonts w:hint="eastAsia"/>
+        </w:rPr>
+        <w:t>12</w:t>
+      </w:r>
+      <w:r>
+        <w:rPr>
+          <w:rFonts w:hint="eastAsia"/>
+        </w:rPr>
+        <w:t>）“</w:t>
+      </w:r>
+      <w:r>
+        <w:rPr>
+          <w:rFonts w:hint="eastAsia"/>
+        </w:rPr>
+        <w:t>in</w:t>
+      </w:r>
+      <w:r>
+        <w:rPr>
+          <w:rFonts w:hint="eastAsia"/>
+        </w:rPr>
+        <w:t>”的子节点遍历完成</w:t>
+      </w:r>
+    </w:p>
+    <w:p>
+      <w:r>
+        <w:rPr>
+          <w:rFonts w:hint="eastAsia"/>
+        </w:rPr>
+        <w:t>（</w:t>
+      </w:r>
+      <w:r>
+        <w:rPr>
+          <w:rFonts w:hint="eastAsia"/>
+        </w:rPr>
+        <w:t>13</w:t>
+      </w:r>
+      <w:r>
+        <w:rPr>
+          <w:rFonts w:hint="eastAsia"/>
+        </w:rPr>
+        <w:t>）将</w:t>
+      </w:r>
+      <w:r>
+        <w:rPr>
+          <w:rFonts w:hint="eastAsia"/>
+        </w:rPr>
+        <w:t>sdb_and</w:t>
+      </w:r>
+      <w:r>
+        <w:rPr>
+          <w:rFonts w:hint="eastAsia"/>
+        </w:rPr>
+        <w:t>节点弹出栈，将</w:t>
+      </w:r>
+      <w:r>
+        <w:rPr>
+          <w:rFonts w:hint="eastAsia"/>
+        </w:rPr>
+        <w:t>sdb_in</w:t>
+      </w:r>
+      <w:r>
+        <w:rPr>
+          <w:rFonts w:hint="eastAsia"/>
+        </w:rPr>
+        <w:t>添加到</w:t>
+      </w:r>
+      <w:r>
+        <w:rPr>
+          <w:rFonts w:hint="eastAsia"/>
+        </w:rPr>
+        <w:t>sdb_and</w:t>
+      </w:r>
+      <w:r>
+        <w:rPr>
+          <w:rFonts w:hint="eastAsia"/>
+        </w:rPr>
+        <w:t>的子节点中</w:t>
+      </w:r>
+    </w:p>
+    <w:p>
+      <w:r>
+        <w:rPr>
+          <w:rFonts w:hint="eastAsia"/>
+        </w:rPr>
+        <w:t>（</w:t>
+      </w:r>
+      <w:r>
+        <w:rPr>
+          <w:rFonts w:hint="eastAsia"/>
+        </w:rPr>
+        <w:t>14</w:t>
+      </w:r>
+      <w:r>
+        <w:rPr>
+          <w:rFonts w:hint="eastAsia"/>
+        </w:rPr>
         <w:t>）</w:t>
       </w:r>
       <w:r>
         <w:rPr>
           <w:rFonts w:hint="eastAsia"/>
         </w:rPr>
-        <w:t>前</w:t>
-      </w:r>
-      <w:r>
-        <w:rPr>
-          <w:rFonts w:hint="eastAsia"/>
-        </w:rPr>
-        <w:t>根遍历</w:t>
-      </w:r>
-    </w:p>
-    <w:p>
-      <w:pPr>
-        <w:rPr>
-          <w:rFonts w:hint="eastAsia"/>
-        </w:rPr>
-      </w:pPr>
-      <w:r>
-        <w:rPr>
-          <w:rFonts w:hint="eastAsia"/>
-        </w:rPr>
-        <w:t>（</w:t>
-      </w:r>
-      <w:r>
-        <w:rPr>
-          <w:rFonts w:hint="eastAsia"/>
-        </w:rPr>
-        <w:t>2</w:t>
-      </w:r>
-      <w:r>
-        <w:rPr>
-          <w:rFonts w:hint="eastAsia"/>
-        </w:rPr>
-        <w:t>）栈的结构存放节点</w:t>
-      </w:r>
-    </w:p>
-    <w:p>
-      <w:pPr>
-        <w:rPr>
-          <w:rFonts w:hint="eastAsia"/>
-          <w:b/>
-        </w:rPr>
-      </w:pPr>
-    </w:p>
-    <w:p>
-      <w:pPr>
-        <w:rPr>
-          <w:rFonts w:hint="eastAsia"/>
-          <w:b/>
-        </w:rPr>
-      </w:pPr>
-      <w:r>
-        <w:rPr>
-          <w:rFonts w:hint="eastAsia"/>
-          <w:b/>
-        </w:rPr>
-        <w:t>遍历流程：</w:t>
-      </w:r>
-    </w:p>
-    <w:p>
-      <w:pPr>
-        <w:rPr>
-          <w:rFonts w:hint="eastAsia"/>
-        </w:rPr>
-      </w:pPr>
-      <w:r>
-        <w:rPr>
-          <w:rFonts w:hint="eastAsia"/>
-        </w:rPr>
-        <w:t>（</w:t>
-      </w:r>
-      <w:r>
-        <w:rPr>
-          <w:rFonts w:hint="eastAsia"/>
-        </w:rPr>
-        <w:t>1</w:t>
-      </w:r>
-      <w:r>
-        <w:rPr>
-          <w:rFonts w:hint="eastAsia"/>
-        </w:rPr>
-        <w:t>）获取“</w:t>
-      </w:r>
-      <w:r>
-        <w:rPr>
-          <w:rFonts w:hint="eastAsia"/>
-        </w:rPr>
-        <w:t>and</w:t>
-      </w:r>
-      <w:r>
-        <w:rPr>
-          <w:rFonts w:hint="eastAsia"/>
-        </w:rPr>
-        <w:t>”节点</w:t>
-      </w:r>
-      <w:r>
-        <w:rPr>
-          <w:rFonts w:hint="eastAsia"/>
-        </w:rPr>
-        <w:t>，并创建“</w:t>
-      </w:r>
-      <w:r>
-        <w:rPr>
-          <w:rFonts w:hint="eastAsia"/>
-        </w:rPr>
         <w:t>sdb_and</w:t>
       </w:r>
       <w:r>
         <w:rPr>
           <w:rFonts w:hint="eastAsia"/>
         </w:rPr>
-        <w:t>”节点</w:t>
-      </w:r>
-    </w:p>
-    <w:p>
-      <w:pPr>
-        <w:rPr>
-          <w:rFonts w:hint="eastAsia"/>
-        </w:rPr>
-      </w:pPr>
-      <w:r>
-        <w:rPr>
-          <w:rFonts w:hint="eastAsia"/>
-        </w:rPr>
-        <w:t>（</w:t>
-      </w:r>
-      <w:r>
-        <w:rPr>
-          <w:rFonts w:hint="eastAsia"/>
-        </w:rPr>
-        <w:t>2</w:t>
-      </w:r>
-      <w:r>
-        <w:rPr>
-          <w:rFonts w:hint="eastAsia"/>
-        </w:rPr>
-        <w:t>）获取“</w:t>
-      </w:r>
-      <w:r>
-        <w:rPr>
-          <w:rFonts w:hint="eastAsia"/>
-        </w:rPr>
-        <w:t>and</w:t>
-      </w:r>
-      <w:r>
-        <w:rPr>
-          <w:rFonts w:hint="eastAsia"/>
-        </w:rPr>
-        <w:t>”的子节点“</w:t>
-      </w:r>
-      <w:r>
-        <w:rPr>
-          <w:rFonts w:hint="eastAsia"/>
-        </w:rPr>
-        <w:t>=</w:t>
-      </w:r>
-      <w:r>
-        <w:rPr>
-          <w:rFonts w:hint="eastAsia"/>
-        </w:rPr>
-        <w:t>”</w:t>
-      </w:r>
-      <w:r>
-        <w:rPr>
-          <w:rFonts w:hint="eastAsia"/>
-        </w:rPr>
-        <w:t>，并创建“</w:t>
-      </w:r>
-      <w:r>
-        <w:rPr>
-          <w:rFonts w:hint="eastAsia"/>
-        </w:rPr>
-        <w:t>sdb_eq</w:t>
-      </w:r>
-      <w:r>
-        <w:rPr>
-          <w:rFonts w:hint="eastAsia"/>
-        </w:rPr>
-        <w:t>”节点</w:t>
-      </w:r>
-    </w:p>
-    <w:p>
-      <w:pPr>
-        <w:rPr>
-          <w:rFonts w:hint="eastAsia"/>
-        </w:rPr>
-      </w:pPr>
-      <w:r>
-        <w:rPr>
-          <w:rFonts w:hint="eastAsia"/>
-        </w:rPr>
-        <w:t>（</w:t>
-      </w:r>
-      <w:r>
-        <w:rPr>
-          <w:rFonts w:hint="eastAsia"/>
-        </w:rPr>
-        <w:t>3</w:t>
-      </w:r>
-      <w:r>
-        <w:rPr>
-          <w:rFonts w:hint="eastAsia"/>
-        </w:rPr>
-        <w:t>）“</w:t>
-      </w:r>
-      <w:r>
-        <w:rPr>
-          <w:rFonts w:hint="eastAsia"/>
-        </w:rPr>
-        <w:t>=</w:t>
-      </w:r>
-      <w:r>
-        <w:rPr>
-          <w:rFonts w:hint="eastAsia"/>
-        </w:rPr>
-        <w:t>”为函数，将“</w:t>
-      </w:r>
-      <w:r>
-        <w:rPr>
-          <w:rFonts w:hint="eastAsia"/>
-        </w:rPr>
-        <w:t>sdb_</w:t>
-      </w:r>
-      <w:r>
-        <w:rPr>
-          <w:rFonts w:hint="eastAsia"/>
-        </w:rPr>
-        <w:t>and</w:t>
-      </w:r>
-      <w:r>
-        <w:rPr>
-          <w:rFonts w:hint="eastAsia"/>
-        </w:rPr>
-        <w:t>”节点压入栈</w:t>
-      </w:r>
-    </w:p>
-    <w:p>
-      <w:pPr>
-        <w:rPr>
-          <w:rFonts w:hint="eastAsia"/>
-        </w:rPr>
-      </w:pPr>
-      <w:r>
-        <w:rPr>
-          <w:rFonts w:hint="eastAsia"/>
-        </w:rPr>
-        <w:t>（</w:t>
-      </w:r>
-      <w:r>
-        <w:rPr>
-          <w:rFonts w:hint="eastAsia"/>
-        </w:rPr>
-        <w:t>4</w:t>
-      </w:r>
-      <w:r>
-        <w:rPr>
-          <w:rFonts w:hint="eastAsia"/>
-        </w:rPr>
-        <w:t>）获取“</w:t>
-      </w:r>
-      <w:r>
-        <w:rPr>
-          <w:rFonts w:hint="eastAsia"/>
-        </w:rPr>
-        <w:t>=</w:t>
-      </w:r>
-      <w:r>
-        <w:rPr>
-          <w:rFonts w:hint="eastAsia"/>
-        </w:rPr>
-        <w:t>”的子节点“</w:t>
-      </w:r>
-      <w:r>
-        <w:rPr>
-          <w:rFonts w:hint="eastAsia"/>
-        </w:rPr>
-        <w:t>a</w:t>
-      </w:r>
-      <w:r>
-        <w:rPr>
-          <w:rFonts w:hint="eastAsia"/>
-        </w:rPr>
-        <w:t>”</w:t>
-      </w:r>
-    </w:p>
-    <w:p>
-      <w:pPr>
-        <w:rPr>
-          <w:rFonts w:hint="eastAsia"/>
-        </w:rPr>
-      </w:pPr>
-      <w:r>
-        <w:rPr>
-          <w:rFonts w:hint="eastAsia"/>
-        </w:rPr>
-        <w:t>（</w:t>
-      </w:r>
-      <w:r>
-        <w:rPr>
-          <w:rFonts w:hint="eastAsia"/>
-        </w:rPr>
-        <w:t>5</w:t>
-      </w:r>
-      <w:r>
-        <w:rPr>
-          <w:rFonts w:hint="eastAsia"/>
-        </w:rPr>
-        <w:t>）“</w:t>
-      </w:r>
-      <w:r>
-        <w:rPr>
-          <w:rFonts w:hint="eastAsia"/>
-        </w:rPr>
-        <w:t>a</w:t>
-      </w:r>
-      <w:r>
-        <w:rPr>
-          <w:rFonts w:hint="eastAsia"/>
-        </w:rPr>
-        <w:t>”为</w:t>
-      </w:r>
-      <w:r>
-        <w:rPr>
-          <w:rFonts w:hint="eastAsia"/>
-        </w:rPr>
-        <w:t>field</w:t>
-      </w:r>
-      <w:r>
-        <w:rPr>
-          <w:rFonts w:hint="eastAsia"/>
-        </w:rPr>
-        <w:t>节点，继续获取“</w:t>
-      </w:r>
-      <w:r>
-        <w:rPr>
-          <w:rFonts w:hint="eastAsia"/>
-        </w:rPr>
-        <w:t>=</w:t>
-      </w:r>
-      <w:r>
-        <w:rPr>
-          <w:rFonts w:hint="eastAsia"/>
-        </w:rPr>
-        <w:t>”的子节点“</w:t>
-      </w:r>
-      <w:r>
-        <w:rPr>
-          <w:rFonts w:hint="eastAsia"/>
-        </w:rPr>
-        <w:t>100</w:t>
-      </w:r>
-      <w:r>
-        <w:rPr>
-          <w:rFonts w:hint="eastAsia"/>
-        </w:rPr>
-        <w:t>”</w:t>
-      </w:r>
-    </w:p>
-    <w:p>
-      <w:pPr>
-        <w:rPr>
-          <w:rFonts w:hint="eastAsia"/>
-        </w:rPr>
-      </w:pPr>
-      <w:r>
-        <w:rPr>
-          <w:rFonts w:hint="eastAsia"/>
-        </w:rPr>
-        <w:t>（</w:t>
-      </w:r>
-      <w:r>
-        <w:rPr>
-          <w:rFonts w:hint="eastAsia"/>
-        </w:rPr>
-        <w:t>6</w:t>
-      </w:r>
-      <w:r>
-        <w:rPr>
-          <w:rFonts w:hint="eastAsia"/>
-        </w:rPr>
-        <w:t>）“</w:t>
-      </w:r>
-      <w:r>
-        <w:rPr>
-          <w:rFonts w:hint="eastAsia"/>
-        </w:rPr>
-        <w:t>=</w:t>
-      </w:r>
-      <w:r>
-        <w:rPr>
-          <w:rFonts w:hint="eastAsia"/>
-        </w:rPr>
-        <w:t>”的子节点遍历完</w:t>
-      </w:r>
-      <w:r>
-        <w:rPr>
-          <w:rFonts w:hint="eastAsia"/>
-        </w:rPr>
-        <w:t>成</w:t>
-      </w:r>
-    </w:p>
-    <w:p>
-      <w:pPr>
-        <w:rPr>
-          <w:rFonts w:hint="eastAsia"/>
-        </w:rPr>
-      </w:pPr>
-      <w:r>
-        <w:rPr>
-          <w:rFonts w:hint="eastAsia"/>
-        </w:rPr>
-        <w:t>（</w:t>
-      </w:r>
-      <w:r>
-        <w:rPr>
-          <w:rFonts w:hint="eastAsia"/>
-        </w:rPr>
-        <w:t>7</w:t>
-      </w:r>
-      <w:r>
-        <w:rPr>
-          <w:rFonts w:hint="eastAsia"/>
-        </w:rPr>
-        <w:t>）将</w:t>
-      </w:r>
-      <w:r>
-        <w:rPr>
-          <w:rFonts w:hint="eastAsia"/>
-        </w:rPr>
-        <w:t>sdb_and</w:t>
-      </w:r>
-      <w:r>
-        <w:rPr>
-          <w:rFonts w:hint="eastAsia"/>
-        </w:rPr>
-        <w:t>节点弹出栈，将</w:t>
-      </w:r>
-      <w:r>
-        <w:rPr>
-          <w:rFonts w:hint="eastAsia"/>
-        </w:rPr>
-        <w:t>sdb_eq</w:t>
-      </w:r>
-      <w:r>
-        <w:rPr>
-          <w:rFonts w:hint="eastAsia"/>
-        </w:rPr>
-        <w:t>添加到</w:t>
-      </w:r>
-      <w:r>
-        <w:rPr>
-          <w:rFonts w:hint="eastAsia"/>
-        </w:rPr>
-        <w:t>sdb_and</w:t>
-      </w:r>
-      <w:r>
-        <w:rPr>
-          <w:rFonts w:hint="eastAsia"/>
-        </w:rPr>
-        <w:t>的子节点中</w:t>
-      </w:r>
-    </w:p>
-    <w:p>
-      <w:pPr>
-        <w:rPr>
-          <w:rFonts w:hint="eastAsia"/>
-        </w:rPr>
-      </w:pPr>
-      <w:r>
-        <w:rPr>
-          <w:rFonts w:hint="eastAsia"/>
-        </w:rPr>
-        <w:t>（</w:t>
-      </w:r>
-      <w:r>
-        <w:rPr>
-          <w:rFonts w:hint="eastAsia"/>
-        </w:rPr>
-        <w:t>8</w:t>
-      </w:r>
-      <w:r>
-        <w:rPr>
-          <w:rFonts w:hint="eastAsia"/>
-        </w:rPr>
-        <w:t>）继续获取“</w:t>
-      </w:r>
-      <w:r>
-        <w:rPr>
-          <w:rFonts w:hint="eastAsia"/>
-        </w:rPr>
-        <w:t>and</w:t>
-      </w:r>
-      <w:r>
-        <w:rPr>
-          <w:rFonts w:hint="eastAsia"/>
-        </w:rPr>
-        <w:t>”的子节点“</w:t>
-      </w:r>
-      <w:r>
-        <w:rPr>
-          <w:rFonts w:hint="eastAsia"/>
-        </w:rPr>
-        <w:t>in</w:t>
-      </w:r>
-      <w:r>
-        <w:rPr>
-          <w:rFonts w:hint="eastAsia"/>
-        </w:rPr>
-        <w:t>”，并创建“</w:t>
-      </w:r>
-      <w:r>
-        <w:rPr>
-          <w:rFonts w:hint="eastAsia"/>
-        </w:rPr>
-        <w:t>sdb_in</w:t>
-      </w:r>
-      <w:r>
-        <w:rPr>
-          <w:rFonts w:hint="eastAsia"/>
-        </w:rPr>
-        <w:t>”节点</w:t>
-      </w:r>
-    </w:p>
-    <w:p>
-      <w:pPr>
-        <w:rPr>
-          <w:rFonts w:hint="eastAsia"/>
-        </w:rPr>
-      </w:pPr>
-      <w:r>
-        <w:rPr>
-          <w:rFonts w:hint="eastAsia"/>
-        </w:rPr>
-        <w:t>（</w:t>
-      </w:r>
-      <w:r>
-        <w:rPr>
-          <w:rFonts w:hint="eastAsia"/>
-        </w:rPr>
-        <w:t>9</w:t>
-      </w:r>
-      <w:r>
-        <w:rPr>
-          <w:rFonts w:hint="eastAsia"/>
-        </w:rPr>
-        <w:t>）“</w:t>
-      </w:r>
-      <w:r>
-        <w:rPr>
-          <w:rFonts w:hint="eastAsia"/>
-        </w:rPr>
-        <w:t>in</w:t>
-      </w:r>
-      <w:r>
-        <w:rPr>
-          <w:rFonts w:hint="eastAsia"/>
-        </w:rPr>
-        <w:t>”为函数，将“</w:t>
-      </w:r>
-      <w:r>
-        <w:rPr>
-          <w:rFonts w:hint="eastAsia"/>
-        </w:rPr>
-        <w:t>sdb_and</w:t>
-      </w:r>
-      <w:r>
-        <w:rPr>
-          <w:rFonts w:hint="eastAsia"/>
-        </w:rPr>
-        <w:t>”节点压入栈</w:t>
-      </w:r>
-    </w:p>
-    <w:p>
-      <w:pPr>
-        <w:rPr>
-          <w:rFonts w:hint="eastAsia"/>
-        </w:rPr>
-      </w:pPr>
-      <w:r>
-        <w:rPr>
-          <w:rFonts w:hint="eastAsia"/>
-        </w:rPr>
-        <w:t>（</w:t>
-      </w:r>
-      <w:r>
-        <w:rPr>
-          <w:rFonts w:hint="eastAsia"/>
-        </w:rPr>
-        <w:t>10</w:t>
-      </w:r>
-      <w:r>
-        <w:rPr>
-          <w:rFonts w:hint="eastAsia"/>
-        </w:rPr>
-        <w:t>）获取“</w:t>
-      </w:r>
-      <w:r>
-        <w:rPr>
-          <w:rFonts w:hint="eastAsia"/>
-        </w:rPr>
-        <w:t>in</w:t>
-      </w:r>
-      <w:r>
-        <w:rPr>
-          <w:rFonts w:hint="eastAsia"/>
-        </w:rPr>
-        <w:t>”的子节点“</w:t>
-      </w:r>
-      <w:r>
-        <w:rPr>
-          <w:rFonts w:hint="eastAsia"/>
-        </w:rPr>
-        <w:t>b</w:t>
-      </w:r>
-      <w:r>
-        <w:rPr>
-          <w:rFonts w:hint="eastAsia"/>
-        </w:rPr>
-        <w:t>”</w:t>
-      </w:r>
-    </w:p>
-    <w:p>
-      <w:pPr>
-        <w:rPr>
-          <w:rFonts w:hint="eastAsia"/>
-        </w:rPr>
-      </w:pPr>
-      <w:r>
-        <w:rPr>
-          <w:rFonts w:hint="eastAsia"/>
-        </w:rPr>
-        <w:t>（</w:t>
-      </w:r>
-      <w:r>
-        <w:rPr>
-          <w:rFonts w:hint="eastAsia"/>
-        </w:rPr>
-        <w:t>11</w:t>
-      </w:r>
-      <w:r>
-        <w:rPr>
-          <w:rFonts w:hint="eastAsia"/>
-        </w:rPr>
-        <w:t>）“</w:t>
-      </w:r>
-      <w:r>
-        <w:rPr>
-          <w:rFonts w:hint="eastAsia"/>
-        </w:rPr>
-        <w:t>b</w:t>
-      </w:r>
-      <w:r>
-        <w:rPr>
-          <w:rFonts w:hint="eastAsia"/>
-        </w:rPr>
-        <w:t>”为</w:t>
-      </w:r>
-      <w:r>
-        <w:rPr>
-          <w:rFonts w:hint="eastAsia"/>
-        </w:rPr>
-        <w:t>field</w:t>
-      </w:r>
-      <w:r>
-        <w:rPr>
-          <w:rFonts w:hint="eastAsia"/>
-        </w:rPr>
-        <w:t>节点，继续获取“</w:t>
-      </w:r>
-      <w:r>
-        <w:rPr>
-          <w:rFonts w:hint="eastAsia"/>
-        </w:rPr>
-        <w:t>in</w:t>
-      </w:r>
-      <w:r>
-        <w:rPr>
-          <w:rFonts w:hint="eastAsia"/>
-        </w:rPr>
-        <w:t>”的子节点“</w:t>
-      </w:r>
-      <w:r>
-        <w:rPr>
-          <w:rFonts w:hint="eastAsia"/>
-        </w:rPr>
-        <w:t>abc</w:t>
-      </w:r>
-      <w:r>
-        <w:rPr>
-          <w:rFonts w:hint="eastAsia"/>
-        </w:rPr>
-        <w:t>”以及“</w:t>
-      </w:r>
-      <w:r>
-        <w:rPr>
-          <w:rFonts w:hint="eastAsia"/>
-        </w:rPr>
-        <w:t>efg</w:t>
-      </w:r>
-      <w:r>
-        <w:rPr>
-          <w:rFonts w:hint="eastAsia"/>
-        </w:rPr>
-        <w:t>”</w:t>
-      </w:r>
-    </w:p>
-    <w:p>
-      <w:pPr>
-        <w:rPr>
-          <w:rFonts w:hint="eastAsia"/>
-        </w:rPr>
-      </w:pPr>
-      <w:r>
-        <w:rPr>
-          <w:rFonts w:hint="eastAsia"/>
-        </w:rPr>
-        <w:t>（</w:t>
-      </w:r>
-      <w:r>
-        <w:rPr>
-          <w:rFonts w:hint="eastAsia"/>
-        </w:rPr>
-        <w:t>12</w:t>
-      </w:r>
-      <w:r>
-        <w:rPr>
-          <w:rFonts w:hint="eastAsia"/>
-        </w:rPr>
-        <w:t>）“</w:t>
-      </w:r>
-      <w:r>
-        <w:rPr>
-          <w:rFonts w:hint="eastAsia"/>
-        </w:rPr>
-        <w:t>in</w:t>
-      </w:r>
-      <w:r>
-        <w:rPr>
-          <w:rFonts w:hint="eastAsia"/>
-        </w:rPr>
-        <w:t>”的子节点遍历完成</w:t>
-      </w:r>
-    </w:p>
-    <w:p>
-      <w:pPr>
-        <w:rPr>
-          <w:rFonts w:hint="eastAsia"/>
-        </w:rPr>
-      </w:pPr>
-      <w:r>
-        <w:rPr>
-          <w:rFonts w:hint="eastAsia"/>
-        </w:rPr>
-        <w:t>（</w:t>
-      </w:r>
-      <w:r>
-        <w:rPr>
-          <w:rFonts w:hint="eastAsia"/>
-        </w:rPr>
-        <w:t>13</w:t>
-      </w:r>
-      <w:r>
-        <w:rPr>
-          <w:rFonts w:hint="eastAsia"/>
-        </w:rPr>
-        <w:t>）将</w:t>
-      </w:r>
-      <w:r>
-        <w:rPr>
-          <w:rFonts w:hint="eastAsia"/>
-        </w:rPr>
-        <w:t>sdb_and</w:t>
-      </w:r>
-      <w:r>
-        <w:rPr>
-          <w:rFonts w:hint="eastAsia"/>
-        </w:rPr>
-        <w:t>节点弹出栈，将</w:t>
-      </w:r>
-      <w:r>
-        <w:rPr>
-          <w:rFonts w:hint="eastAsia"/>
-        </w:rPr>
-        <w:t>sdb_in</w:t>
-      </w:r>
-      <w:r>
-        <w:rPr>
-          <w:rFonts w:hint="eastAsia"/>
-        </w:rPr>
-        <w:t>添加到</w:t>
-      </w:r>
-      <w:r>
-        <w:rPr>
-          <w:rFonts w:hint="eastAsia"/>
-        </w:rPr>
-        <w:t>sdb_and</w:t>
-      </w:r>
-      <w:r>
-        <w:rPr>
-          <w:rFonts w:hint="eastAsia"/>
-        </w:rPr>
-        <w:t>的子节点中</w:t>
-      </w:r>
-    </w:p>
-    <w:p>
-      <w:pPr>
-        <w:rPr>
-          <w:rFonts w:hint="eastAsia"/>
-        </w:rPr>
-      </w:pPr>
-      <w:r>
-        <w:rPr>
-          <w:rFonts w:hint="eastAsia"/>
-        </w:rPr>
-        <w:t>（</w:t>
-      </w:r>
-      <w:r>
-        <w:rPr>
-          <w:rFonts w:hint="eastAsia"/>
-        </w:rPr>
-        <w:t>14</w:t>
-      </w:r>
-      <w:r>
-        <w:rPr>
-          <w:rFonts w:hint="eastAsia"/>
-        </w:rPr>
-        <w:t>）</w:t>
-      </w:r>
-      <w:r>
-        <w:rPr>
-          <w:rFonts w:hint="eastAsia"/>
-        </w:rPr>
-        <w:t>sdb_and</w:t>
-      </w:r>
-      <w:r>
-        <w:rPr>
-          <w:rFonts w:hint="eastAsia"/>
-        </w:rPr>
         <w:t>节点遍历完成</w:t>
       </w:r>
     </w:p>
     <w:p>
-      <w:pPr>
-        <w:rPr>
-          <w:rFonts w:hint="eastAsia"/>
-        </w:rPr>
-      </w:pPr>
       <w:r>
         <w:rPr>
           <w:rFonts w:hint="eastAsia"/>
@@ -4964,9 +4787,6 @@
     <w:p>
       <w:pPr>
         <w:pStyle w:val="Heading3"/>
-        <w:rPr>
-          <w:rFonts w:hint="eastAsia"/>
-        </w:rPr>
       </w:pPr>
       <w:r>
         <w:rPr>
@@ -5362,19 +5182,10 @@
     <w:p/>
     <w:p/>
     <w:p/>
-    <w:p>
-      <w:pPr>
-        <w:rPr>
-          <w:rFonts w:hint="eastAsia"/>
-        </w:rPr>
-      </w:pPr>
-    </w:p>
+    <w:p/>
     <w:p>
       <w:pPr>
         <w:pStyle w:val="Heading3"/>
-        <w:rPr>
-          <w:rFonts w:hint="eastAsia"/>
-        </w:rPr>
       </w:pPr>
       <w:r>
         <w:rPr>
@@ -5463,6 +5274,7 @@
               <w:rPr>
                 <w:rFonts w:hint="eastAsia"/>
               </w:rPr>
+              <w:lastRenderedPageBreak/>
               <w:t>DATETIME</w:t>
             </w:r>
           </w:p>
@@ -5509,7 +5321,6 @@
               <w:rPr>
                 <w:rFonts w:hint="eastAsia"/>
               </w:rPr>
-              <w:lastRenderedPageBreak/>
               <w:t>2037-12-31 23:59:59.999999</w:t>
             </w:r>
             <w:r>
@@ -5534,7 +5345,6 @@
               <w:rPr>
                 <w:rFonts w:hint="eastAsia"/>
               </w:rPr>
-              <w:lastRenderedPageBreak/>
               <w:t>BLOB</w:t>
             </w:r>
           </w:p>
@@ -6636,19 +6446,10 @@
         </w:tc>
       </w:tr>
     </w:tbl>
-    <w:p>
-      <w:pPr>
-        <w:rPr>
-          <w:rFonts w:hint="eastAsia"/>
-        </w:rPr>
-      </w:pPr>
-    </w:p>
+    <w:p/>
     <w:p>
       <w:pPr>
         <w:pStyle w:val="Heading2"/>
-        <w:rPr>
-          <w:rFonts w:hint="eastAsia"/>
-        </w:rPr>
       </w:pPr>
       <w:r>
         <w:rPr>
@@ -6658,11 +6459,6 @@
       </w:r>
     </w:p>
     <w:p>
-      <w:pPr>
-        <w:rPr>
-          <w:rFonts w:hint="eastAsia"/>
-        </w:rPr>
-      </w:pPr>
       <w:r>
         <w:rPr>
           <w:rFonts w:hint="eastAsia"/>
@@ -6690,11 +6486,6 @@
       </w:r>
     </w:p>
     <w:p>
-      <w:pPr>
-        <w:rPr>
-          <w:rFonts w:hint="eastAsia"/>
-        </w:rPr>
-      </w:pPr>
       <w:r>
         <w:rPr>
           <w:rFonts w:hint="eastAsia"/>
@@ -7211,6 +7002,48 @@
     </w:sectPr>
   </w:body>
 </w:document>
+</file>
+
+<file path=word/comments.xml><?xml version="1.0" encoding="utf-8"?>
+<w:comments xmlns:ve="http://schemas.openxmlformats.org/markup-compatibility/2006" xmlns:o="urn:schemas-microsoft-com:office:office" xmlns:r="http://schemas.openxmlformats.org/officeDocument/2006/relationships" xmlns:m="http://schemas.openxmlformats.org/officeDocument/2006/math" xmlns:v="urn:schemas-microsoft-com:vml" xmlns:wp="http://schemas.openxmlformats.org/drawingml/2006/wordprocessingDrawing" xmlns:w10="urn:schemas-microsoft-com:office:word" xmlns:w="http://schemas.openxmlformats.org/wordprocessingml/2006/main" xmlns:wne="http://schemas.microsoft.com/office/word/2006/wordml">
+  <w:comment w:id="0" w:author="lijianhua" w:date="2018-03-06T16:31:00Z" w:initials="l">
+    <w:p>
+      <w:pPr>
+        <w:pStyle w:val="CommentText"/>
+      </w:pPr>
+      <w:r>
+        <w:rPr>
+          <w:rStyle w:val="CommentReference"/>
+        </w:rPr>
+        <w:annotationRef/>
+      </w:r>
+      <w:r>
+        <w:rPr>
+          <w:rFonts w:hint="eastAsia"/>
+        </w:rPr>
+        <w:t>SDB</w:t>
+      </w:r>
+      <w:r>
+        <w:rPr>
+          <w:rFonts w:hint="eastAsia"/>
+        </w:rPr>
+        <w:t>重新创建一个与</w:t>
+      </w:r>
+      <w:r>
+        <w:rPr>
+          <w:rFonts w:hint="eastAsia"/>
+        </w:rPr>
+        <w:t>mysql</w:t>
+      </w:r>
+      <w:r>
+        <w:rPr>
+          <w:rFonts w:hint="eastAsia"/>
+        </w:rPr>
+        <w:t>排序不同的索引，可能会有问题，需要进行约束</w:t>
+      </w:r>
+    </w:p>
+  </w:comment>
+</w:comments>
 </file>
 
 <file path=word/endnotes.xml><?xml version="1.0" encoding="utf-8"?>
@@ -8310,6 +8143,34 @@
       <w:bCs/>
     </w:rPr>
   </w:style>
+  <w:style w:type="table" w:customStyle="1" w:styleId="TableGrid1">
+    <w:name w:val="Table Grid1"/>
+    <w:basedOn w:val="TableNormal"/>
+    <w:next w:val="TableGrid"/>
+    <w:uiPriority w:val="39"/>
+    <w:rsid w:val="00184FD6"/>
+    <w:pPr>
+      <w:ind w:left="0"/>
+      <w:jc w:val="left"/>
+    </w:pPr>
+    <w:tblPr>
+      <w:tblInd w:w="0" w:type="dxa"/>
+      <w:tblBorders>
+        <w:top w:val="single" w:sz="4" w:space="0" w:color="auto"/>
+        <w:left w:val="single" w:sz="4" w:space="0" w:color="auto"/>
+        <w:bottom w:val="single" w:sz="4" w:space="0" w:color="auto"/>
+        <w:right w:val="single" w:sz="4" w:space="0" w:color="auto"/>
+        <w:insideH w:val="single" w:sz="4" w:space="0" w:color="auto"/>
+        <w:insideV w:val="single" w:sz="4" w:space="0" w:color="auto"/>
+      </w:tblBorders>
+      <w:tblCellMar>
+        <w:top w:w="0" w:type="dxa"/>
+        <w:left w:w="108" w:type="dxa"/>
+        <w:bottom w:w="0" w:type="dxa"/>
+        <w:right w:w="108" w:type="dxa"/>
+      </w:tblCellMar>
+    </w:tblPr>
+  </w:style>
 </w:styles>
 </file>
 
@@ -8594,4 +8455,16 @@
   <a:objectDefaults/>
   <a:extraClrSchemeLst/>
 </a:theme>
+</file>
+
+<file path=customXml/item1.xml><?xml version="1.0" encoding="utf-8"?>
+<b:Sources xmlns:b="http://schemas.openxmlformats.org/officeDocument/2006/bibliography" xmlns="http://schemas.openxmlformats.org/officeDocument/2006/bibliography" SelectedStyle="\APA.XSL" StyleName="APA"/>
+</file>
+
+<file path=customXml/itemProps1.xml><?xml version="1.0" encoding="utf-8"?>
+<ds:datastoreItem xmlns:ds="http://schemas.openxmlformats.org/officeDocument/2006/customXml" ds:itemID="{A7D274FA-8069-4317-A201-AD46A5DA88CE}">
+  <ds:schemaRefs>
+    <ds:schemaRef ds:uri="http://schemas.openxmlformats.org/officeDocument/2006/bibliography"/>
+  </ds:schemaRefs>
+</ds:datastoreItem>
 </file>